--- a/Документация/Руководство согласующего/Руководство согласующего.docx
+++ b/Документация/Руководство согласующего/Руководство согласующего.docx
@@ -157,7 +157,7 @@
           <w:color w:val="000000"/>
           <w:sz w:val="26"/>
         </w:rPr>
-        <w:t>Версия документа: 1.6</w:t>
+        <w:t>Версия документа: 1.8</w:t>
       </w:r>
     </w:p>
     <w:p>
@@ -173,7 +173,7 @@
           <w:color w:val="000000"/>
           <w:sz w:val="26"/>
         </w:rPr>
-        <w:t>Дата: 15.08.2026</w:t>
+        <w:t>Дата: 14.10.2026</w:t>
       </w:r>
     </w:p>
     <w:p>
@@ -191,26 +191,10 @@
           <w:rFonts w:ascii="Times New Roman" w:hAnsi="Times New Roman" w:cs="Times New Roman" w:eastAsia="Times New Roman"/>
           <w:b w:val="0"/>
           <w:i w:val="0"/>
-          <w:color w:val="000000"/>
-          <w:sz w:val="24"/>
-        </w:rPr>
-        <w:t>Экземпляр передан: Акционерное общество «Холдинговая компания „Остров Мечты“» (ИНН 9725171970)</w:t>
-      </w:r>
-    </w:p>
-    <w:p>
-      <w:pPr>
-        <w:ind w:firstLine="0"/>
-        <w:jc w:val="center"/>
-      </w:pPr>
-      <w:r>
-        <w:rPr>
-          <w:rFonts w:ascii="Times New Roman" w:hAnsi="Times New Roman" w:cs="Times New Roman" w:eastAsia="Times New Roman"/>
-          <w:b w:val="0"/>
-          <w:i w:val="0"/>
           <w:color w:val="595959"/>
           <w:sz w:val="24"/>
         </w:rPr>
-        <w:t>© 2026 Мякотных Сергей Михайлович. Все права защищены.</w:t>
+        <w:t>© 2026 Правообладатель. Все права защищены.</w:t>
       </w:r>
     </w:p>
     <w:p>
@@ -233,22 +217,6 @@
     </w:p>
     <w:p>
       <w:pPr>
-        <w:spacing w:line="276" w:lineRule="auto" w:after="40"/>
-        <w:ind w:firstLine="0"/>
-      </w:pPr>
-      <w:r>
-        <w:rPr>
-          <w:rFonts w:ascii="Times New Roman" w:hAnsi="Times New Roman" w:cs="Times New Roman" w:eastAsia="Times New Roman"/>
-          <w:b w:val="0"/>
-          <w:i w:val="0"/>
-          <w:color w:val="000000"/>
-          <w:sz w:val="24"/>
-        </w:rPr>
-        <w:t>Правообладатель: Мякотных Сергей Михайлович</w:t>
-      </w:r>
-    </w:p>
-    <w:p>
-      <w:pPr>
         <w:spacing w:line="276" w:lineRule="auto" w:after="200"/>
         <w:ind w:firstLine="0"/>
       </w:pPr>
@@ -260,7 +228,7 @@
           <w:color w:val="000000"/>
           <w:sz w:val="24"/>
         </w:rPr>
-        <w:t>Получатель: Акционерное общество «Холдинговая компания „Остров Мечты“» (ИНН 9725171970)</w:t>
+        <w:t>Правообладатель: Правообладатель</w:t>
       </w:r>
     </w:p>
     <w:p>
@@ -357,7 +325,7 @@
           <w:color w:val="595959"/>
           <w:sz w:val="24"/>
         </w:rPr>
-        <w:t>© 2026 Мякотных Сергей Михайлович. Все права защищены.</w:t>
+        <w:t>© 2026 Правообладатель. Все права защищены.</w:t>
       </w:r>
     </w:p>
     <w:p>
@@ -715,7 +683,7 @@
           <w:sz w:val="26"/>
         </w:rPr>
         <w:tab/>
-        <w:t>7</w:t>
+        <w:t>8</w:t>
       </w:r>
     </w:p>
     <w:p>
@@ -777,7 +745,7 @@
           <w:sz w:val="26"/>
         </w:rPr>
         <w:tab/>
-        <w:t>8</w:t>
+        <w:t>9</w:t>
       </w:r>
     </w:p>
     <w:p>
@@ -839,7 +807,7 @@
           <w:sz w:val="26"/>
         </w:rPr>
         <w:tab/>
-        <w:t>10</w:t>
+        <w:t>11</w:t>
       </w:r>
     </w:p>
     <w:p>
@@ -870,7 +838,7 @@
           <w:sz w:val="26"/>
         </w:rPr>
         <w:tab/>
-        <w:t>10</w:t>
+        <w:t>11</w:t>
       </w:r>
     </w:p>
     <w:p>
@@ -941,18 +909,18 @@
           <w:tab w:pos="9354" w:val="right" w:leader="dot"/>
         </w:tabs>
         <w:spacing w:after="0" w:line="360" w:lineRule="auto"/>
-        <w:ind w:firstLine="0"/>
+        <w:ind w:firstLine="0" w:left="454"/>
         <w:jc w:val="left"/>
       </w:pPr>
       <w:r>
         <w:rPr>
           <w:rFonts w:ascii="Times New Roman" w:hAnsi="Times New Roman" w:cs="Times New Roman" w:eastAsia="Times New Roman"/>
-          <w:b/>
+          <w:b w:val="0"/>
           <w:i w:val="0"/>
           <w:color w:val="000000"/>
           <w:sz w:val="26"/>
         </w:rPr>
-        <w:t>8. Вопросы к заявке</w:t>
+        <w:t>7.4. Если принимающий изменил срок</w:t>
       </w:r>
       <w:r>
         <w:rPr>
@@ -983,7 +951,7 @@
           <w:color w:val="000000"/>
           <w:sz w:val="26"/>
         </w:rPr>
-        <w:t>9. Пометки чёрного списка</w:t>
+        <w:t>8. Вопросы к заявке</w:t>
       </w:r>
       <w:r>
         <w:rPr>
@@ -1014,6 +982,37 @@
           <w:color w:val="000000"/>
           <w:sz w:val="26"/>
         </w:rPr>
+        <w:t>9. Пометки чёрного списка</w:t>
+      </w:r>
+      <w:r>
+        <w:rPr>
+          <w:rFonts w:ascii="Times New Roman" w:hAnsi="Times New Roman" w:cs="Times New Roman" w:eastAsia="Times New Roman"/>
+          <w:b w:val="0"/>
+          <w:i w:val="0"/>
+          <w:color w:val="000000"/>
+          <w:sz w:val="26"/>
+        </w:rPr>
+        <w:tab/>
+        <w:t>14</w:t>
+      </w:r>
+    </w:p>
+    <w:p>
+      <w:pPr>
+        <w:tabs>
+          <w:tab w:pos="9354" w:val="right" w:leader="dot"/>
+        </w:tabs>
+        <w:spacing w:after="0" w:line="360" w:lineRule="auto"/>
+        <w:ind w:firstLine="0"/>
+        <w:jc w:val="left"/>
+      </w:pPr>
+      <w:r>
+        <w:rPr>
+          <w:rFonts w:ascii="Times New Roman" w:hAnsi="Times New Roman" w:cs="Times New Roman" w:eastAsia="Times New Roman"/>
+          <w:b/>
+          <w:i w:val="0"/>
+          <w:color w:val="000000"/>
+          <w:sz w:val="26"/>
+        </w:rPr>
         <w:t>10. Пересылка заявки</w:t>
       </w:r>
       <w:r>
@@ -1056,7 +1055,38 @@
           <w:sz w:val="26"/>
         </w:rPr>
         <w:tab/>
-        <w:t>16</w:t>
+        <w:t>17</w:t>
+      </w:r>
+    </w:p>
+    <w:p>
+      <w:pPr>
+        <w:tabs>
+          <w:tab w:pos="9354" w:val="right" w:leader="dot"/>
+        </w:tabs>
+        <w:spacing w:after="0" w:line="360" w:lineRule="auto"/>
+        <w:ind w:firstLine="0" w:left="454"/>
+        <w:jc w:val="left"/>
+      </w:pPr>
+      <w:r>
+        <w:rPr>
+          <w:rFonts w:ascii="Times New Roman" w:hAnsi="Times New Roman" w:cs="Times New Roman" w:eastAsia="Times New Roman"/>
+          <w:b w:val="0"/>
+          <w:i w:val="0"/>
+          <w:color w:val="000000"/>
+          <w:sz w:val="26"/>
+        </w:rPr>
+        <w:t>10.2. Отозванная заявка и история пересылки</w:t>
+      </w:r>
+      <w:r>
+        <w:rPr>
+          <w:rFonts w:ascii="Times New Roman" w:hAnsi="Times New Roman" w:cs="Times New Roman" w:eastAsia="Times New Roman"/>
+          <w:b w:val="0"/>
+          <w:i w:val="0"/>
+          <w:color w:val="000000"/>
+          <w:sz w:val="26"/>
+        </w:rPr>
+        <w:tab/>
+        <w:t>17</w:t>
       </w:r>
     </w:p>
     <w:p>
@@ -1087,7 +1117,7 @@
           <w:sz w:val="26"/>
         </w:rPr>
         <w:tab/>
-        <w:t>17</w:t>
+        <w:t>18</w:t>
       </w:r>
     </w:p>
     <w:p>
@@ -1118,7 +1148,7 @@
           <w:sz w:val="26"/>
         </w:rPr>
         <w:tab/>
-        <w:t>18</w:t>
+        <w:t>19</w:t>
       </w:r>
     </w:p>
     <w:p>
@@ -1149,7 +1179,7 @@
           <w:sz w:val="26"/>
         </w:rPr>
         <w:tab/>
-        <w:t>18</w:t>
+        <w:t>19</w:t>
       </w:r>
     </w:p>
     <w:p>
@@ -1180,7 +1210,7 @@
           <w:sz w:val="26"/>
         </w:rPr>
         <w:tab/>
-        <w:t>18</w:t>
+        <w:t>19</w:t>
       </w:r>
     </w:p>
     <w:p>
@@ -1211,7 +1241,7 @@
           <w:sz w:val="26"/>
         </w:rPr>
         <w:tab/>
-        <w:t>19</w:t>
+        <w:t>20</w:t>
       </w:r>
     </w:p>
     <w:p>
@@ -1242,17 +1272,13 @@
           <w:sz w:val="26"/>
         </w:rPr>
         <w:tab/>
-        <w:t>19</w:t>
-      </w:r>
-    </w:p>
-    <w:p>
-      <w:r>
-        <w:br w:type="page"/>
+        <w:t>20</w:t>
       </w:r>
     </w:p>
     <w:p>
       <w:pPr>
         <w:pStyle w:val="Heading1"/>
+        <w:pageBreakBefore/>
         <w:ind w:firstLine="0"/>
       </w:pPr>
       <w:r>
@@ -4157,7 +4183,7 @@
           <w:color w:val="000000"/>
           <w:sz w:val="28"/>
         </w:rPr>
-        <w:t xml:space="preserve"> - номер заявки, дата и день недели подачи, кнопки </w:t>
+        <w:t xml:space="preserve"> - номер заявки (нажатие копирует его), дата и день недели подачи, кнопки </w:t>
       </w:r>
       <w:r>
         <w:rPr>
@@ -5101,6 +5127,34 @@
     </w:p>
     <w:p>
       <w:pPr>
+        <w:pStyle w:val="Heading2"/>
+        <w:ind w:firstLine="0"/>
+      </w:pPr>
+      <w:r>
+        <w:rPr>
+          <w:rFonts w:ascii="Times New Roman" w:hAnsi="Times New Roman" w:cs="Times New Roman" w:eastAsia="Times New Roman"/>
+          <w:b/>
+          <w:i w:val="0"/>
+          <w:color w:val="000000"/>
+          <w:sz w:val="28"/>
+        </w:rPr>
+        <w:t>7.4. Если принимающий изменил срок</w:t>
+      </w:r>
+    </w:p>
+    <w:p>
+      <w:r>
+        <w:rPr>
+          <w:rFonts w:ascii="Times New Roman" w:hAnsi="Times New Roman" w:cs="Times New Roman" w:eastAsia="Times New Roman"/>
+          <w:b w:val="0"/>
+          <w:i w:val="0"/>
+          <w:color w:val="000000"/>
+          <w:sz w:val="28"/>
+        </w:rPr>
+        <w:t>Принимающий может изменить срок после вашего голоса. Уже поданное согласование сохраняется, повторный голос не требуется; тот, кто ещё не ответил, рассматривает новый срок. Проверяйте актуальные даты в составе заявки и запись истории с автором и причиной изменения. Например: первый согласующий одобрил до 15 октября, принимающий продлил до 18 октября; первый голос остаётся, второй согласующий видит 18 октября.</w:t>
+      </w:r>
+    </w:p>
+    <w:p>
+      <w:pPr>
         <w:pStyle w:val="Heading1"/>
         <w:ind w:firstLine="0"/>
       </w:pPr>
@@ -5584,7 +5638,7 @@
           <w:color w:val="000000"/>
           <w:sz w:val="28"/>
         </w:rPr>
-        <w:t xml:space="preserve"> в строке вложения (у кнопки есть стрелка - под ней лежат другие действия, доступные принимающему). Откроется окно </w:t>
+        <w:t xml:space="preserve"> в строке вложения. Откроется окно </w:t>
       </w:r>
       <w:r>
         <w:rPr>
@@ -5604,7 +5658,27 @@
           <w:color w:val="000000"/>
           <w:sz w:val="28"/>
         </w:rPr>
-        <w:t>: в нём указано, на какую запись чёрного списка похож объект и по какой причине она заведена.</w:t>
+        <w:t xml:space="preserve">: в нём указано, на какую запись чёрного списка похож объект и по какой причине она заведена. Рядом с кнопкой бывает стрелка - под ней лежит </w:t>
+      </w:r>
+      <w:r>
+        <w:rPr>
+          <w:rFonts w:ascii="Times New Roman" w:hAnsi="Times New Roman" w:cs="Times New Roman" w:eastAsia="Times New Roman"/>
+          <w:b/>
+          <w:i w:val="0"/>
+          <w:color w:val="000000"/>
+          <w:sz w:val="28"/>
+        </w:rPr>
+        <w:t>«Убрать из заявки»</w:t>
+      </w:r>
+      <w:r>
+        <w:rPr>
+          <w:rFonts w:ascii="Times New Roman" w:hAnsi="Times New Roman" w:cs="Times New Roman" w:eastAsia="Times New Roman"/>
+          <w:b w:val="0"/>
+          <w:i w:val="0"/>
+          <w:color w:val="000000"/>
+          <w:sz w:val="28"/>
+        </w:rPr>
+        <w:t>, действие принимающего; если такого права у вас нет, стрелки не будет.</w:t>
       </w:r>
     </w:p>
     <w:p>
@@ -6028,7 +6102,7 @@
       <w:r>
         <w:drawing>
           <wp:inline xmlns:a="http://schemas.openxmlformats.org/drawingml/2006/main" xmlns:pic="http://schemas.openxmlformats.org/drawingml/2006/picture">
-            <wp:extent cx="4023360" cy="4730496"/>
+            <wp:extent cx="5940000" cy="5863354"/>
             <wp:docPr id="8" name="Picture 8"/>
             <wp:cNvGraphicFramePr>
               <a:graphicFrameLocks noChangeAspect="1"/>
@@ -6037,7 +6111,7 @@
               <a:graphicData uri="http://schemas.openxmlformats.org/drawingml/2006/picture">
                 <pic:pic>
                   <pic:nvPicPr>
-                    <pic:cNvPr id="0" name="approver-forward.png"/>
+                    <pic:cNvPr id="0" name="forward-modal-padded.png"/>
                     <pic:cNvPicPr/>
                   </pic:nvPicPr>
                   <pic:blipFill>
@@ -6049,7 +6123,7 @@
                   <pic:spPr>
                     <a:xfrm>
                       <a:off x="0" y="0"/>
-                      <a:ext cx="4023360" cy="4730496"/>
+                      <a:ext cx="5940000" cy="5863354"/>
                     </a:xfrm>
                     <a:prstGeom prst="rect"/>
                   </pic:spPr>
@@ -6191,319 +6265,7 @@
           <w:color w:val="000000"/>
           <w:sz w:val="28"/>
         </w:rPr>
-        <w:t>В списке выбора - ваши коллеги по организации и компании, а также руководители; поиск отбирает по фамилии, должности, логину и названию организации. У работников бюро пропусков круг шире: маршрутизация заявок по чужим организациям и есть их работа.</w:t>
-      </w:r>
-    </w:p>
-    <w:p>
-      <w:pPr>
-        <w:pStyle w:val="Heading1"/>
-        <w:ind w:firstLine="0"/>
-      </w:pPr>
-      <w:r>
-        <w:rPr>
-          <w:rFonts w:ascii="Times New Roman" w:hAnsi="Times New Roman" w:cs="Times New Roman" w:eastAsia="Times New Roman"/>
-          <w:b/>
-          <w:i w:val="0"/>
-          <w:color w:val="000000"/>
-          <w:sz w:val="32"/>
-        </w:rPr>
-        <w:t>11. Получатели заявки</w:t>
-      </w:r>
-    </w:p>
-    <w:p>
-      <w:r>
-        <w:rPr>
-          <w:rFonts w:ascii="Times New Roman" w:hAnsi="Times New Roman" w:cs="Times New Roman" w:eastAsia="Times New Roman"/>
-          <w:b w:val="0"/>
-          <w:i w:val="0"/>
-          <w:color w:val="000000"/>
-          <w:sz w:val="28"/>
-        </w:rPr>
-        <w:t xml:space="preserve">Кнопка </w:t>
-      </w:r>
-      <w:r>
-        <w:rPr>
-          <w:rFonts w:ascii="Times New Roman" w:hAnsi="Times New Roman" w:cs="Times New Roman" w:eastAsia="Times New Roman"/>
-          <w:b/>
-          <w:i w:val="0"/>
-          <w:color w:val="000000"/>
-          <w:sz w:val="28"/>
-        </w:rPr>
-        <w:t>«Получатели»</w:t>
-      </w:r>
-      <w:r>
-        <w:rPr>
-          <w:rFonts w:ascii="Times New Roman" w:hAnsi="Times New Roman" w:cs="Times New Roman" w:eastAsia="Times New Roman"/>
-          <w:b w:val="0"/>
-          <w:i w:val="0"/>
-          <w:color w:val="000000"/>
-          <w:sz w:val="28"/>
-        </w:rPr>
-        <w:t xml:space="preserve"> в шапке карточки показывает всех, кто эту заявку видит.</w:t>
-      </w:r>
-    </w:p>
-    <w:p>
-      <w:r>
-        <w:rPr>
-          <w:rFonts w:ascii="Times New Roman" w:hAnsi="Times New Roman" w:cs="Times New Roman" w:eastAsia="Times New Roman"/>
-          <w:b w:val="0"/>
-          <w:i w:val="0"/>
-          <w:color w:val="000000"/>
-          <w:sz w:val="28"/>
-        </w:rPr>
-        <w:t>Каждая строка - один человек: фамилия, подпись роли (</w:t>
-      </w:r>
-      <w:r>
-        <w:rPr>
-          <w:rFonts w:ascii="Times New Roman" w:hAnsi="Times New Roman" w:cs="Times New Roman" w:eastAsia="Times New Roman"/>
-          <w:b/>
-          <w:i w:val="0"/>
-          <w:color w:val="000000"/>
-          <w:sz w:val="28"/>
-        </w:rPr>
-        <w:t>«Отправитель»</w:t>
-      </w:r>
-      <w:r>
-        <w:rPr>
-          <w:rFonts w:ascii="Times New Roman" w:hAnsi="Times New Roman" w:cs="Times New Roman" w:eastAsia="Times New Roman"/>
-          <w:b w:val="0"/>
-          <w:i w:val="0"/>
-          <w:color w:val="000000"/>
-          <w:sz w:val="28"/>
-        </w:rPr>
-        <w:t xml:space="preserve">, </w:t>
-      </w:r>
-      <w:r>
-        <w:rPr>
-          <w:rFonts w:ascii="Times New Roman" w:hAnsi="Times New Roman" w:cs="Times New Roman" w:eastAsia="Times New Roman"/>
-          <w:b/>
-          <w:i w:val="0"/>
-          <w:color w:val="000000"/>
-          <w:sz w:val="28"/>
-        </w:rPr>
-        <w:t>«Принимающий»</w:t>
-      </w:r>
-      <w:r>
-        <w:rPr>
-          <w:rFonts w:ascii="Times New Roman" w:hAnsi="Times New Roman" w:cs="Times New Roman" w:eastAsia="Times New Roman"/>
-          <w:b w:val="0"/>
-          <w:i w:val="0"/>
-          <w:color w:val="000000"/>
-          <w:sz w:val="28"/>
-        </w:rPr>
-        <w:t xml:space="preserve">, </w:t>
-      </w:r>
-      <w:r>
-        <w:rPr>
-          <w:rFonts w:ascii="Times New Roman" w:hAnsi="Times New Roman" w:cs="Times New Roman" w:eastAsia="Times New Roman"/>
-          <w:b/>
-          <w:i w:val="0"/>
-          <w:color w:val="000000"/>
-          <w:sz w:val="28"/>
-        </w:rPr>
-        <w:t>«Согласующий»</w:t>
-      </w:r>
-      <w:r>
-        <w:rPr>
-          <w:rFonts w:ascii="Times New Roman" w:hAnsi="Times New Roman" w:cs="Times New Roman" w:eastAsia="Times New Roman"/>
-          <w:b w:val="0"/>
-          <w:i w:val="0"/>
-          <w:color w:val="000000"/>
-          <w:sz w:val="28"/>
-        </w:rPr>
-        <w:t xml:space="preserve"> или </w:t>
-      </w:r>
-      <w:r>
-        <w:rPr>
-          <w:rFonts w:ascii="Times New Roman" w:hAnsi="Times New Roman" w:cs="Times New Roman" w:eastAsia="Times New Roman"/>
-          <w:b/>
-          <w:i w:val="0"/>
-          <w:color w:val="000000"/>
-          <w:sz w:val="28"/>
-        </w:rPr>
-        <w:t>«Читатель»</w:t>
-      </w:r>
-      <w:r>
-        <w:rPr>
-          <w:rFonts w:ascii="Times New Roman" w:hAnsi="Times New Roman" w:cs="Times New Roman" w:eastAsia="Times New Roman"/>
-          <w:b w:val="0"/>
-          <w:i w:val="0"/>
-          <w:color w:val="000000"/>
-          <w:sz w:val="28"/>
-        </w:rPr>
-        <w:t xml:space="preserve">), должность, организация и компания. У согласующего рядом стоит его решение - </w:t>
-      </w:r>
-      <w:r>
-        <w:rPr>
-          <w:rFonts w:ascii="Times New Roman" w:hAnsi="Times New Roman" w:cs="Times New Roman" w:eastAsia="Times New Roman"/>
-          <w:b/>
-          <w:i w:val="0"/>
-          <w:color w:val="000000"/>
-          <w:sz w:val="28"/>
-        </w:rPr>
-        <w:t>«Согласовано»</w:t>
-      </w:r>
-      <w:r>
-        <w:rPr>
-          <w:rFonts w:ascii="Times New Roman" w:hAnsi="Times New Roman" w:cs="Times New Roman" w:eastAsia="Times New Roman"/>
-          <w:b w:val="0"/>
-          <w:i w:val="0"/>
-          <w:color w:val="000000"/>
-          <w:sz w:val="28"/>
-        </w:rPr>
-        <w:t xml:space="preserve">, </w:t>
-      </w:r>
-      <w:r>
-        <w:rPr>
-          <w:rFonts w:ascii="Times New Roman" w:hAnsi="Times New Roman" w:cs="Times New Roman" w:eastAsia="Times New Roman"/>
-          <w:b/>
-          <w:i w:val="0"/>
-          <w:color w:val="000000"/>
-          <w:sz w:val="28"/>
-        </w:rPr>
-        <w:t>«Отказано»</w:t>
-      </w:r>
-      <w:r>
-        <w:rPr>
-          <w:rFonts w:ascii="Times New Roman" w:hAnsi="Times New Roman" w:cs="Times New Roman" w:eastAsia="Times New Roman"/>
-          <w:b w:val="0"/>
-          <w:i w:val="0"/>
-          <w:color w:val="000000"/>
-          <w:sz w:val="28"/>
-        </w:rPr>
-        <w:t xml:space="preserve"> или </w:t>
-      </w:r>
-      <w:r>
-        <w:rPr>
-          <w:rFonts w:ascii="Times New Roman" w:hAnsi="Times New Roman" w:cs="Times New Roman" w:eastAsia="Times New Roman"/>
-          <w:b/>
-          <w:i w:val="0"/>
-          <w:color w:val="000000"/>
-          <w:sz w:val="28"/>
-        </w:rPr>
-        <w:t>«Ожидание»</w:t>
-      </w:r>
-      <w:r>
-        <w:rPr>
-          <w:rFonts w:ascii="Times New Roman" w:hAnsi="Times New Roman" w:cs="Times New Roman" w:eastAsia="Times New Roman"/>
-          <w:b w:val="0"/>
-          <w:i w:val="0"/>
-          <w:color w:val="000000"/>
-          <w:sz w:val="28"/>
-        </w:rPr>
-        <w:t xml:space="preserve">, - а у того, без чьего голоса заявку не примут, ещё и подпись </w:t>
-      </w:r>
-      <w:r>
-        <w:rPr>
-          <w:rFonts w:ascii="Times New Roman" w:hAnsi="Times New Roman" w:cs="Times New Roman" w:eastAsia="Times New Roman"/>
-          <w:b/>
-          <w:i w:val="0"/>
-          <w:color w:val="000000"/>
-          <w:sz w:val="28"/>
-        </w:rPr>
-        <w:t>«Обязательно»</w:t>
-      </w:r>
-      <w:r>
-        <w:rPr>
-          <w:rFonts w:ascii="Times New Roman" w:hAnsi="Times New Roman" w:cs="Times New Roman" w:eastAsia="Times New Roman"/>
-          <w:b w:val="0"/>
-          <w:i w:val="0"/>
-          <w:color w:val="000000"/>
-          <w:sz w:val="28"/>
-        </w:rPr>
-        <w:t>. Если человек занят в заявке не одной ролью, под строкой перечислены остальные.</w:t>
-      </w:r>
-    </w:p>
-    <w:p>
-      <w:r>
-        <w:rPr>
-          <w:rFonts w:ascii="Times New Roman" w:hAnsi="Times New Roman" w:cs="Times New Roman" w:eastAsia="Times New Roman"/>
-          <w:b w:val="0"/>
-          <w:i w:val="0"/>
-          <w:color w:val="000000"/>
-          <w:sz w:val="28"/>
-        </w:rPr>
-        <w:t>Нажатие на строку открывает карточку участника: должность, организация, компания, роли и решение, а также рабочие контакты - почта и телефон. Почта и телефон кликабельны: нажатие открывает почтовый клиент или набор номера. Незаполненный контакт показан прочерком.</w:t>
-      </w:r>
-    </w:p>
-    <w:p>
-      <w:r>
-        <w:rPr>
-          <w:rFonts w:ascii="Times New Roman" w:hAnsi="Times New Roman" w:cs="Times New Roman" w:eastAsia="Times New Roman"/>
-          <w:b w:val="0"/>
-          <w:i w:val="0"/>
-          <w:color w:val="000000"/>
-          <w:sz w:val="28"/>
-        </w:rPr>
-        <w:t>Работник, не подтвердивший согласие на обработку персональных данных, показан в списке скрытым, без фамилии и без контактов, - об этом прямо написано в его строке.</w:t>
-      </w:r>
-    </w:p>
-    <w:p>
-      <w:r>
-        <w:rPr>
-          <w:rFonts w:ascii="Times New Roman" w:hAnsi="Times New Roman" w:cs="Times New Roman" w:eastAsia="Times New Roman"/>
-          <w:b w:val="0"/>
-          <w:i w:val="0"/>
-          <w:color w:val="000000"/>
-          <w:sz w:val="28"/>
-        </w:rPr>
-        <w:t xml:space="preserve">Окна закрываются клавишей </w:t>
-      </w:r>
-      <w:r>
-        <w:rPr>
-          <w:rFonts w:ascii="Times New Roman" w:hAnsi="Times New Roman" w:cs="Times New Roman" w:eastAsia="Times New Roman"/>
-          <w:b/>
-          <w:i w:val="0"/>
-          <w:color w:val="000000"/>
-          <w:sz w:val="28"/>
-        </w:rPr>
-        <w:t>Esc</w:t>
-      </w:r>
-      <w:r>
-        <w:rPr>
-          <w:rFonts w:ascii="Times New Roman" w:hAnsi="Times New Roman" w:cs="Times New Roman" w:eastAsia="Times New Roman"/>
-          <w:b w:val="0"/>
-          <w:i w:val="0"/>
-          <w:color w:val="000000"/>
-          <w:sz w:val="28"/>
-        </w:rPr>
-        <w:t xml:space="preserve">, крестиком или нажатием на затемнение вокруг: одно нажатие </w:t>
-      </w:r>
-      <w:r>
-        <w:rPr>
-          <w:rFonts w:ascii="Times New Roman" w:hAnsi="Times New Roman" w:cs="Times New Roman" w:eastAsia="Times New Roman"/>
-          <w:b/>
-          <w:i w:val="0"/>
-          <w:color w:val="000000"/>
-          <w:sz w:val="28"/>
-        </w:rPr>
-        <w:t>Esc</w:t>
-      </w:r>
-      <w:r>
-        <w:rPr>
-          <w:rFonts w:ascii="Times New Roman" w:hAnsi="Times New Roman" w:cs="Times New Roman" w:eastAsia="Times New Roman"/>
-          <w:b w:val="0"/>
-          <w:i w:val="0"/>
-          <w:color w:val="000000"/>
-          <w:sz w:val="28"/>
-        </w:rPr>
-        <w:t xml:space="preserve"> закрывает то окно, что открыто последним, а не всё разом.</w:t>
-      </w:r>
-    </w:p>
-    <w:p>
-      <w:pPr>
-        <w:pStyle w:val="Heading1"/>
-        <w:ind w:firstLine="0"/>
-      </w:pPr>
-      <w:r>
-        <w:rPr>
-          <w:rFonts w:ascii="Times New Roman" w:hAnsi="Times New Roman" w:cs="Times New Roman" w:eastAsia="Times New Roman"/>
-          <w:b/>
-          <w:i w:val="0"/>
-          <w:color w:val="000000"/>
-          <w:sz w:val="32"/>
-        </w:rPr>
-        <w:t>12. Дополнение к заявке</w:t>
+        <w:t>Состав кандидатов ограничен действующей видимостью. Поиск можно сузить организацией, компанией и должностью; отсутствие человека не означает сбой. Не пытайтесь получить скрытые сведения подбором фамилии. Вложения выбираются отдельно; без одного выбранного вложения пересылка не отправляется.</w:t>
       </w:r>
     </w:p>
     <w:p>
@@ -6519,7 +6281,7 @@
           <w:color w:val="000000"/>
           <w:sz w:val="28"/>
         </w:rPr>
-        <w:t>12.1. Что такое дополнение</w:t>
+        <w:t>10.2. Отозванная заявка и история пересылки</w:t>
       </w:r>
     </w:p>
     <w:p>
@@ -6531,27 +6293,7 @@
           <w:color w:val="000000"/>
           <w:sz w:val="28"/>
         </w:rPr>
-        <w:t xml:space="preserve">Заявку, которую уже подали, заявитель не переписывает: если понадобилось добавить человека или машину, он подаёт </w:t>
-      </w:r>
-      <w:r>
-        <w:rPr>
-          <w:rFonts w:ascii="Times New Roman" w:hAnsi="Times New Roman" w:cs="Times New Roman" w:eastAsia="Times New Roman"/>
-          <w:b/>
-          <w:i w:val="0"/>
-          <w:color w:val="000000"/>
-          <w:sz w:val="28"/>
-        </w:rPr>
-        <w:t>дополнение</w:t>
-      </w:r>
-      <w:r>
-        <w:rPr>
-          <w:rFonts w:ascii="Times New Roman" w:hAnsi="Times New Roman" w:cs="Times New Roman" w:eastAsia="Times New Roman"/>
-          <w:b w:val="0"/>
-          <w:i w:val="0"/>
-          <w:color w:val="000000"/>
-          <w:sz w:val="28"/>
-        </w:rPr>
-        <w:t xml:space="preserve"> к ней. Сама заявка при этом продолжает действовать - согласованные раньше строки остаются на посту.</w:t>
+        <w:t>Отозванную заявку можно переслать только для просмотра. Это не назначает новых согласующих и не возобновляет пропуск.</w:t>
       </w:r>
     </w:p>
     <w:p>
@@ -6563,7 +6305,7 @@
           <w:color w:val="000000"/>
           <w:sz w:val="28"/>
         </w:rPr>
-        <w:t>Дополнение проходит собственный круг согласования, и голосуют в нём те же согласующие. Пока идёт один раунд, подать следующий нельзя: заявитель дождётся решения по текущему.</w:t>
+        <w:t>В истории «Переслал(-а)» раскрывает получателей и назначение: например, «назначен обязательным согласующим» либо «предоставлен доступ к просмотру», затем материалы и комментарий. Для старой записи без идентификаторов получателей система показывает «Сведения о получателях недоступны». Исходные данные не восстанавливаются по совпадению имён и не раскрываются в обход политики ПД.</w:t>
       </w:r>
     </w:p>
     <w:p>
@@ -6575,115 +6317,7 @@
           <w:color w:val="000000"/>
           <w:sz w:val="28"/>
         </w:rPr>
-        <w:t xml:space="preserve">Как узнать, что дополнение подали: приходит то же уведомление </w:t>
-      </w:r>
-      <w:r>
-        <w:rPr>
-          <w:rFonts w:ascii="Times New Roman" w:hAnsi="Times New Roman" w:cs="Times New Roman" w:eastAsia="Times New Roman"/>
-          <w:b/>
-          <w:i w:val="0"/>
-          <w:color w:val="000000"/>
-          <w:sz w:val="28"/>
-        </w:rPr>
-        <w:t>«Требуется согласование»</w:t>
-      </w:r>
-      <w:r>
-        <w:rPr>
-          <w:rFonts w:ascii="Times New Roman" w:hAnsi="Times New Roman" w:cs="Times New Roman" w:eastAsia="Times New Roman"/>
-          <w:b w:val="0"/>
-          <w:i w:val="0"/>
-          <w:color w:val="000000"/>
-          <w:sz w:val="28"/>
-        </w:rPr>
-        <w:t>, что и по новой заявке.</w:t>
-      </w:r>
-    </w:p>
-    <w:p>
-      <w:pPr>
-        <w:pStyle w:val="Heading2"/>
-        <w:ind w:firstLine="0"/>
-      </w:pPr>
-      <w:r>
-        <w:rPr>
-          <w:rFonts w:ascii="Times New Roman" w:hAnsi="Times New Roman" w:cs="Times New Roman" w:eastAsia="Times New Roman"/>
-          <w:b/>
-          <w:i w:val="0"/>
-          <w:color w:val="000000"/>
-          <w:sz w:val="28"/>
-        </w:rPr>
-        <w:t>12.2. Как проголосовать</w:t>
-      </w:r>
-    </w:p>
-    <w:p>
-      <w:r>
-        <w:rPr>
-          <w:rFonts w:ascii="Times New Roman" w:hAnsi="Times New Roman" w:cs="Times New Roman" w:eastAsia="Times New Roman"/>
-          <w:b w:val="0"/>
-          <w:i w:val="0"/>
-          <w:color w:val="000000"/>
-          <w:sz w:val="28"/>
-        </w:rPr>
-        <w:t xml:space="preserve">Откройте заявку. Над кнопками решения появляется ряд с подписью </w:t>
-      </w:r>
-      <w:r>
-        <w:rPr>
-          <w:rFonts w:ascii="Times New Roman" w:hAnsi="Times New Roman" w:cs="Times New Roman" w:eastAsia="Times New Roman"/>
-          <w:b/>
-          <w:i w:val="0"/>
-          <w:color w:val="000000"/>
-          <w:sz w:val="28"/>
-        </w:rPr>
-        <w:t>«Дополнение №N»</w:t>
-      </w:r>
-      <w:r>
-        <w:rPr>
-          <w:rFonts w:ascii="Times New Roman" w:hAnsi="Times New Roman" w:cs="Times New Roman" w:eastAsia="Times New Roman"/>
-          <w:b w:val="0"/>
-          <w:i w:val="0"/>
-          <w:color w:val="000000"/>
-          <w:sz w:val="28"/>
-        </w:rPr>
-        <w:t xml:space="preserve"> и кнопками </w:t>
-      </w:r>
-      <w:r>
-        <w:rPr>
-          <w:rFonts w:ascii="Times New Roman" w:hAnsi="Times New Roman" w:cs="Times New Roman" w:eastAsia="Times New Roman"/>
-          <w:b/>
-          <w:i w:val="0"/>
-          <w:color w:val="000000"/>
-          <w:sz w:val="28"/>
-        </w:rPr>
-        <w:t>«Согласовать»</w:t>
-      </w:r>
-      <w:r>
-        <w:rPr>
-          <w:rFonts w:ascii="Times New Roman" w:hAnsi="Times New Roman" w:cs="Times New Roman" w:eastAsia="Times New Roman"/>
-          <w:b w:val="0"/>
-          <w:i w:val="0"/>
-          <w:color w:val="000000"/>
-          <w:sz w:val="28"/>
-        </w:rPr>
-        <w:t xml:space="preserve"> и </w:t>
-      </w:r>
-      <w:r>
-        <w:rPr>
-          <w:rFonts w:ascii="Times New Roman" w:hAnsi="Times New Roman" w:cs="Times New Roman" w:eastAsia="Times New Roman"/>
-          <w:b/>
-          <w:i w:val="0"/>
-          <w:color w:val="000000"/>
-          <w:sz w:val="28"/>
-        </w:rPr>
-        <w:t>«Отказать»</w:t>
-      </w:r>
-      <w:r>
-        <w:rPr>
-          <w:rFonts w:ascii="Times New Roman" w:hAnsi="Times New Roman" w:cs="Times New Roman" w:eastAsia="Times New Roman"/>
-          <w:b w:val="0"/>
-          <w:i w:val="0"/>
-          <w:color w:val="000000"/>
-          <w:sz w:val="28"/>
-        </w:rPr>
-        <w:t xml:space="preserve"> - они относятся именно к дополнению, а не ко всей заявке.</w:t>
+        <w:t>Комментарий пересылки виден всем получателям заявки и бюро пропусков. При нескольких открытых окнах Escape закрывает верхнее, не всю карточку сразу.</w:t>
       </w:r>
     </w:p>
     <w:p>
@@ -6696,8 +6330,560 @@
       <w:r>
         <w:drawing>
           <wp:inline xmlns:a="http://schemas.openxmlformats.org/drawingml/2006/main" xmlns:pic="http://schemas.openxmlformats.org/drawingml/2006/picture">
+            <wp:extent cx="5940000" cy="3801599"/>
+            <wp:docPr id="9" name="Picture 9"/>
+            <wp:cNvGraphicFramePr>
+              <a:graphicFrameLocks noChangeAspect="1"/>
+            </wp:cNvGraphicFramePr>
+            <a:graphic>
+              <a:graphicData uri="http://schemas.openxmlformats.org/drawingml/2006/picture">
+                <pic:pic>
+                  <pic:nvPicPr>
+                    <pic:cNvPr id="0" name="forward-history-padded.png"/>
+                    <pic:cNvPicPr/>
+                  </pic:nvPicPr>
+                  <pic:blipFill>
+                    <a:blip r:embed="rId19"/>
+                    <a:stretch>
+                      <a:fillRect/>
+                    </a:stretch>
+                  </pic:blipFill>
+                  <pic:spPr>
+                    <a:xfrm>
+                      <a:off x="0" y="0"/>
+                      <a:ext cx="5940000" cy="3801599"/>
+                    </a:xfrm>
+                    <a:prstGeom prst="rect"/>
+                  </pic:spPr>
+                </pic:pic>
+              </a:graphicData>
+            </a:graphic>
+          </wp:inline>
+        </w:drawing>
+      </w:r>
+    </w:p>
+    <w:p>
+      <w:pPr>
+        <w:keepNext w:val="0"/>
+        <w:spacing w:line="240" w:lineRule="auto" w:before="40" w:after="200"/>
+        <w:ind w:firstLine="0"/>
+        <w:jc w:val="center"/>
+      </w:pPr>
+      <w:r>
+        <w:rPr>
+          <w:rFonts w:ascii="Times New Roman" w:hAnsi="Times New Roman" w:cs="Times New Roman" w:eastAsia="Times New Roman"/>
+          <w:b w:val="0"/>
+          <w:i/>
+          <w:color w:val="000000"/>
+          <w:sz w:val="24"/>
+        </w:rPr>
+        <w:t>Рисунок 10.2 — Получатели и материалы в истории пересылки</w:t>
+      </w:r>
+    </w:p>
+    <w:p>
+      <w:pPr>
+        <w:pStyle w:val="Heading1"/>
+        <w:ind w:firstLine="0"/>
+      </w:pPr>
+      <w:r>
+        <w:rPr>
+          <w:rFonts w:ascii="Times New Roman" w:hAnsi="Times New Roman" w:cs="Times New Roman" w:eastAsia="Times New Roman"/>
+          <w:b/>
+          <w:i w:val="0"/>
+          <w:color w:val="000000"/>
+          <w:sz w:val="32"/>
+        </w:rPr>
+        <w:t>11. Получатели заявки</w:t>
+      </w:r>
+    </w:p>
+    <w:p>
+      <w:r>
+        <w:rPr>
+          <w:rFonts w:ascii="Times New Roman" w:hAnsi="Times New Roman" w:cs="Times New Roman" w:eastAsia="Times New Roman"/>
+          <w:b w:val="0"/>
+          <w:i w:val="0"/>
+          <w:color w:val="000000"/>
+          <w:sz w:val="28"/>
+        </w:rPr>
+        <w:t xml:space="preserve">Кнопка </w:t>
+      </w:r>
+      <w:r>
+        <w:rPr>
+          <w:rFonts w:ascii="Times New Roman" w:hAnsi="Times New Roman" w:cs="Times New Roman" w:eastAsia="Times New Roman"/>
+          <w:b/>
+          <w:i w:val="0"/>
+          <w:color w:val="000000"/>
+          <w:sz w:val="28"/>
+        </w:rPr>
+        <w:t>«Получатели»</w:t>
+      </w:r>
+      <w:r>
+        <w:rPr>
+          <w:rFonts w:ascii="Times New Roman" w:hAnsi="Times New Roman" w:cs="Times New Roman" w:eastAsia="Times New Roman"/>
+          <w:b w:val="0"/>
+          <w:i w:val="0"/>
+          <w:color w:val="000000"/>
+          <w:sz w:val="28"/>
+        </w:rPr>
+        <w:t xml:space="preserve"> в шапке карточки показывает всех, кто эту заявку видит.</w:t>
+      </w:r>
+    </w:p>
+    <w:p>
+      <w:r>
+        <w:rPr>
+          <w:rFonts w:ascii="Times New Roman" w:hAnsi="Times New Roman" w:cs="Times New Roman" w:eastAsia="Times New Roman"/>
+          <w:b w:val="0"/>
+          <w:i w:val="0"/>
+          <w:color w:val="000000"/>
+          <w:sz w:val="28"/>
+        </w:rPr>
+        <w:t>Каждая строка - один человек: фамилия, подпись роли (</w:t>
+      </w:r>
+      <w:r>
+        <w:rPr>
+          <w:rFonts w:ascii="Times New Roman" w:hAnsi="Times New Roman" w:cs="Times New Roman" w:eastAsia="Times New Roman"/>
+          <w:b/>
+          <w:i w:val="0"/>
+          <w:color w:val="000000"/>
+          <w:sz w:val="28"/>
+        </w:rPr>
+        <w:t>«Отправитель»</w:t>
+      </w:r>
+      <w:r>
+        <w:rPr>
+          <w:rFonts w:ascii="Times New Roman" w:hAnsi="Times New Roman" w:cs="Times New Roman" w:eastAsia="Times New Roman"/>
+          <w:b w:val="0"/>
+          <w:i w:val="0"/>
+          <w:color w:val="000000"/>
+          <w:sz w:val="28"/>
+        </w:rPr>
+        <w:t xml:space="preserve">, </w:t>
+      </w:r>
+      <w:r>
+        <w:rPr>
+          <w:rFonts w:ascii="Times New Roman" w:hAnsi="Times New Roman" w:cs="Times New Roman" w:eastAsia="Times New Roman"/>
+          <w:b/>
+          <w:i w:val="0"/>
+          <w:color w:val="000000"/>
+          <w:sz w:val="28"/>
+        </w:rPr>
+        <w:t>«Принимающий»</w:t>
+      </w:r>
+      <w:r>
+        <w:rPr>
+          <w:rFonts w:ascii="Times New Roman" w:hAnsi="Times New Roman" w:cs="Times New Roman" w:eastAsia="Times New Roman"/>
+          <w:b w:val="0"/>
+          <w:i w:val="0"/>
+          <w:color w:val="000000"/>
+          <w:sz w:val="28"/>
+        </w:rPr>
+        <w:t xml:space="preserve">, </w:t>
+      </w:r>
+      <w:r>
+        <w:rPr>
+          <w:rFonts w:ascii="Times New Roman" w:hAnsi="Times New Roman" w:cs="Times New Roman" w:eastAsia="Times New Roman"/>
+          <w:b/>
+          <w:i w:val="0"/>
+          <w:color w:val="000000"/>
+          <w:sz w:val="28"/>
+        </w:rPr>
+        <w:t>«Согласующий»</w:t>
+      </w:r>
+      <w:r>
+        <w:rPr>
+          <w:rFonts w:ascii="Times New Roman" w:hAnsi="Times New Roman" w:cs="Times New Roman" w:eastAsia="Times New Roman"/>
+          <w:b w:val="0"/>
+          <w:i w:val="0"/>
+          <w:color w:val="000000"/>
+          <w:sz w:val="28"/>
+        </w:rPr>
+        <w:t xml:space="preserve"> или </w:t>
+      </w:r>
+      <w:r>
+        <w:rPr>
+          <w:rFonts w:ascii="Times New Roman" w:hAnsi="Times New Roman" w:cs="Times New Roman" w:eastAsia="Times New Roman"/>
+          <w:b/>
+          <w:i w:val="0"/>
+          <w:color w:val="000000"/>
+          <w:sz w:val="28"/>
+        </w:rPr>
+        <w:t>«Читатель»</w:t>
+      </w:r>
+      <w:r>
+        <w:rPr>
+          <w:rFonts w:ascii="Times New Roman" w:hAnsi="Times New Roman" w:cs="Times New Roman" w:eastAsia="Times New Roman"/>
+          <w:b w:val="0"/>
+          <w:i w:val="0"/>
+          <w:color w:val="000000"/>
+          <w:sz w:val="28"/>
+        </w:rPr>
+        <w:t xml:space="preserve">), должность, организация и компания. У согласующего рядом стоит его решение - </w:t>
+      </w:r>
+      <w:r>
+        <w:rPr>
+          <w:rFonts w:ascii="Times New Roman" w:hAnsi="Times New Roman" w:cs="Times New Roman" w:eastAsia="Times New Roman"/>
+          <w:b/>
+          <w:i w:val="0"/>
+          <w:color w:val="000000"/>
+          <w:sz w:val="28"/>
+        </w:rPr>
+        <w:t>«Согласовано»</w:t>
+      </w:r>
+      <w:r>
+        <w:rPr>
+          <w:rFonts w:ascii="Times New Roman" w:hAnsi="Times New Roman" w:cs="Times New Roman" w:eastAsia="Times New Roman"/>
+          <w:b w:val="0"/>
+          <w:i w:val="0"/>
+          <w:color w:val="000000"/>
+          <w:sz w:val="28"/>
+        </w:rPr>
+        <w:t xml:space="preserve">, </w:t>
+      </w:r>
+      <w:r>
+        <w:rPr>
+          <w:rFonts w:ascii="Times New Roman" w:hAnsi="Times New Roman" w:cs="Times New Roman" w:eastAsia="Times New Roman"/>
+          <w:b/>
+          <w:i w:val="0"/>
+          <w:color w:val="000000"/>
+          <w:sz w:val="28"/>
+        </w:rPr>
+        <w:t>«Отказано»</w:t>
+      </w:r>
+      <w:r>
+        <w:rPr>
+          <w:rFonts w:ascii="Times New Roman" w:hAnsi="Times New Roman" w:cs="Times New Roman" w:eastAsia="Times New Roman"/>
+          <w:b w:val="0"/>
+          <w:i w:val="0"/>
+          <w:color w:val="000000"/>
+          <w:sz w:val="28"/>
+        </w:rPr>
+        <w:t xml:space="preserve"> или </w:t>
+      </w:r>
+      <w:r>
+        <w:rPr>
+          <w:rFonts w:ascii="Times New Roman" w:hAnsi="Times New Roman" w:cs="Times New Roman" w:eastAsia="Times New Roman"/>
+          <w:b/>
+          <w:i w:val="0"/>
+          <w:color w:val="000000"/>
+          <w:sz w:val="28"/>
+        </w:rPr>
+        <w:t>«Ожидание»</w:t>
+      </w:r>
+      <w:r>
+        <w:rPr>
+          <w:rFonts w:ascii="Times New Roman" w:hAnsi="Times New Roman" w:cs="Times New Roman" w:eastAsia="Times New Roman"/>
+          <w:b w:val="0"/>
+          <w:i w:val="0"/>
+          <w:color w:val="000000"/>
+          <w:sz w:val="28"/>
+        </w:rPr>
+        <w:t xml:space="preserve">, - а у того, без чьего голоса заявку не примут, ещё и подпись </w:t>
+      </w:r>
+      <w:r>
+        <w:rPr>
+          <w:rFonts w:ascii="Times New Roman" w:hAnsi="Times New Roman" w:cs="Times New Roman" w:eastAsia="Times New Roman"/>
+          <w:b/>
+          <w:i w:val="0"/>
+          <w:color w:val="000000"/>
+          <w:sz w:val="28"/>
+        </w:rPr>
+        <w:t>«Обязательно»</w:t>
+      </w:r>
+      <w:r>
+        <w:rPr>
+          <w:rFonts w:ascii="Times New Roman" w:hAnsi="Times New Roman" w:cs="Times New Roman" w:eastAsia="Times New Roman"/>
+          <w:b w:val="0"/>
+          <w:i w:val="0"/>
+          <w:color w:val="000000"/>
+          <w:sz w:val="28"/>
+        </w:rPr>
+        <w:t>. Если человек занят в заявке не одной ролью, под строкой перечислены остальные.</w:t>
+      </w:r>
+    </w:p>
+    <w:p>
+      <w:r>
+        <w:rPr>
+          <w:rFonts w:ascii="Times New Roman" w:hAnsi="Times New Roman" w:cs="Times New Roman" w:eastAsia="Times New Roman"/>
+          <w:b w:val="0"/>
+          <w:i w:val="0"/>
+          <w:color w:val="000000"/>
+          <w:sz w:val="28"/>
+        </w:rPr>
+        <w:t>Нажатие на строку открывает карточку участника: должность, организация, компания, роли и решение, а также рабочие контакты - почта и телефон. Почта и телефон кликабельны: нажатие открывает почтовый клиент или набор номера. Незаполненный контакт показан прочерком.</w:t>
+      </w:r>
+    </w:p>
+    <w:p>
+      <w:r>
+        <w:rPr>
+          <w:rFonts w:ascii="Times New Roman" w:hAnsi="Times New Roman" w:cs="Times New Roman" w:eastAsia="Times New Roman"/>
+          <w:b w:val="0"/>
+          <w:i w:val="0"/>
+          <w:color w:val="000000"/>
+          <w:sz w:val="28"/>
+        </w:rPr>
+        <w:t>Работник, не подтвердивший согласие на обработку персональных данных, показан в списке скрытым, без фамилии и без контактов, - об этом прямо написано в его строке.</w:t>
+      </w:r>
+    </w:p>
+    <w:p>
+      <w:r>
+        <w:rPr>
+          <w:rFonts w:ascii="Times New Roman" w:hAnsi="Times New Roman" w:cs="Times New Roman" w:eastAsia="Times New Roman"/>
+          <w:b w:val="0"/>
+          <w:i w:val="0"/>
+          <w:color w:val="000000"/>
+          <w:sz w:val="28"/>
+        </w:rPr>
+        <w:t xml:space="preserve">Окна закрываются клавишей </w:t>
+      </w:r>
+      <w:r>
+        <w:rPr>
+          <w:rFonts w:ascii="Times New Roman" w:hAnsi="Times New Roman" w:cs="Times New Roman" w:eastAsia="Times New Roman"/>
+          <w:b/>
+          <w:i w:val="0"/>
+          <w:color w:val="000000"/>
+          <w:sz w:val="28"/>
+        </w:rPr>
+        <w:t>Esc</w:t>
+      </w:r>
+      <w:r>
+        <w:rPr>
+          <w:rFonts w:ascii="Times New Roman" w:hAnsi="Times New Roman" w:cs="Times New Roman" w:eastAsia="Times New Roman"/>
+          <w:b w:val="0"/>
+          <w:i w:val="0"/>
+          <w:color w:val="000000"/>
+          <w:sz w:val="28"/>
+        </w:rPr>
+        <w:t xml:space="preserve">, крестиком или нажатием на затемнение вокруг: одно нажатие </w:t>
+      </w:r>
+      <w:r>
+        <w:rPr>
+          <w:rFonts w:ascii="Times New Roman" w:hAnsi="Times New Roman" w:cs="Times New Roman" w:eastAsia="Times New Roman"/>
+          <w:b/>
+          <w:i w:val="0"/>
+          <w:color w:val="000000"/>
+          <w:sz w:val="28"/>
+        </w:rPr>
+        <w:t>Esc</w:t>
+      </w:r>
+      <w:r>
+        <w:rPr>
+          <w:rFonts w:ascii="Times New Roman" w:hAnsi="Times New Roman" w:cs="Times New Roman" w:eastAsia="Times New Roman"/>
+          <w:b w:val="0"/>
+          <w:i w:val="0"/>
+          <w:color w:val="000000"/>
+          <w:sz w:val="28"/>
+        </w:rPr>
+        <w:t xml:space="preserve"> закрывает то окно, что открыто последним, а не всё разом.</w:t>
+      </w:r>
+    </w:p>
+    <w:p>
+      <w:pPr>
+        <w:pStyle w:val="Heading1"/>
+        <w:ind w:firstLine="0"/>
+      </w:pPr>
+      <w:r>
+        <w:rPr>
+          <w:rFonts w:ascii="Times New Roman" w:hAnsi="Times New Roman" w:cs="Times New Roman" w:eastAsia="Times New Roman"/>
+          <w:b/>
+          <w:i w:val="0"/>
+          <w:color w:val="000000"/>
+          <w:sz w:val="32"/>
+        </w:rPr>
+        <w:t>12. Дополнение к заявке</w:t>
+      </w:r>
+    </w:p>
+    <w:p>
+      <w:pPr>
+        <w:pStyle w:val="Heading2"/>
+        <w:ind w:firstLine="0"/>
+      </w:pPr>
+      <w:r>
+        <w:rPr>
+          <w:rFonts w:ascii="Times New Roman" w:hAnsi="Times New Roman" w:cs="Times New Roman" w:eastAsia="Times New Roman"/>
+          <w:b/>
+          <w:i w:val="0"/>
+          <w:color w:val="000000"/>
+          <w:sz w:val="28"/>
+        </w:rPr>
+        <w:t>12.1. Что такое дополнение</w:t>
+      </w:r>
+    </w:p>
+    <w:p>
+      <w:r>
+        <w:rPr>
+          <w:rFonts w:ascii="Times New Roman" w:hAnsi="Times New Roman" w:cs="Times New Roman" w:eastAsia="Times New Roman"/>
+          <w:b w:val="0"/>
+          <w:i w:val="0"/>
+          <w:color w:val="000000"/>
+          <w:sz w:val="28"/>
+        </w:rPr>
+        <w:t xml:space="preserve">Заявку, которую уже подали, заявитель не переписывает: если понадобилось добавить человека или машину, он подаёт </w:t>
+      </w:r>
+      <w:r>
+        <w:rPr>
+          <w:rFonts w:ascii="Times New Roman" w:hAnsi="Times New Roman" w:cs="Times New Roman" w:eastAsia="Times New Roman"/>
+          <w:b/>
+          <w:i w:val="0"/>
+          <w:color w:val="000000"/>
+          <w:sz w:val="28"/>
+        </w:rPr>
+        <w:t>дополнение</w:t>
+      </w:r>
+      <w:r>
+        <w:rPr>
+          <w:rFonts w:ascii="Times New Roman" w:hAnsi="Times New Roman" w:cs="Times New Roman" w:eastAsia="Times New Roman"/>
+          <w:b w:val="0"/>
+          <w:i w:val="0"/>
+          <w:color w:val="000000"/>
+          <w:sz w:val="28"/>
+        </w:rPr>
+        <w:t xml:space="preserve"> к ней. Сама заявка при этом продолжает действовать - согласованные раньше строки остаются на посту.</w:t>
+      </w:r>
+    </w:p>
+    <w:p>
+      <w:r>
+        <w:rPr>
+          <w:rFonts w:ascii="Times New Roman" w:hAnsi="Times New Roman" w:cs="Times New Roman" w:eastAsia="Times New Roman"/>
+          <w:b w:val="0"/>
+          <w:i w:val="0"/>
+          <w:color w:val="000000"/>
+          <w:sz w:val="28"/>
+        </w:rPr>
+        <w:t>Дополнение проходит собственный круг согласования, и голосуют в нём те же согласующие. Пока идёт один раунд, подать следующий нельзя: заявитель дождётся решения по текущему.</w:t>
+      </w:r>
+    </w:p>
+    <w:p>
+      <w:r>
+        <w:rPr>
+          <w:rFonts w:ascii="Times New Roman" w:hAnsi="Times New Roman" w:cs="Times New Roman" w:eastAsia="Times New Roman"/>
+          <w:b w:val="0"/>
+          <w:i w:val="0"/>
+          <w:color w:val="000000"/>
+          <w:sz w:val="28"/>
+        </w:rPr>
+        <w:t xml:space="preserve">Как узнать, что дополнение подали: приходит то же уведомление </w:t>
+      </w:r>
+      <w:r>
+        <w:rPr>
+          <w:rFonts w:ascii="Times New Roman" w:hAnsi="Times New Roman" w:cs="Times New Roman" w:eastAsia="Times New Roman"/>
+          <w:b/>
+          <w:i w:val="0"/>
+          <w:color w:val="000000"/>
+          <w:sz w:val="28"/>
+        </w:rPr>
+        <w:t>«Требуется согласование»</w:t>
+      </w:r>
+      <w:r>
+        <w:rPr>
+          <w:rFonts w:ascii="Times New Roman" w:hAnsi="Times New Roman" w:cs="Times New Roman" w:eastAsia="Times New Roman"/>
+          <w:b w:val="0"/>
+          <w:i w:val="0"/>
+          <w:color w:val="000000"/>
+          <w:sz w:val="28"/>
+        </w:rPr>
+        <w:t>, что и по новой заявке.</w:t>
+      </w:r>
+    </w:p>
+    <w:p>
+      <w:pPr>
+        <w:pStyle w:val="Heading2"/>
+        <w:ind w:firstLine="0"/>
+      </w:pPr>
+      <w:r>
+        <w:rPr>
+          <w:rFonts w:ascii="Times New Roman" w:hAnsi="Times New Roman" w:cs="Times New Roman" w:eastAsia="Times New Roman"/>
+          <w:b/>
+          <w:i w:val="0"/>
+          <w:color w:val="000000"/>
+          <w:sz w:val="28"/>
+        </w:rPr>
+        <w:t>12.2. Как проголосовать</w:t>
+      </w:r>
+    </w:p>
+    <w:p>
+      <w:r>
+        <w:rPr>
+          <w:rFonts w:ascii="Times New Roman" w:hAnsi="Times New Roman" w:cs="Times New Roman" w:eastAsia="Times New Roman"/>
+          <w:b w:val="0"/>
+          <w:i w:val="0"/>
+          <w:color w:val="000000"/>
+          <w:sz w:val="28"/>
+        </w:rPr>
+        <w:t xml:space="preserve">Откройте заявку. Над кнопками решения появляется ряд с подписью </w:t>
+      </w:r>
+      <w:r>
+        <w:rPr>
+          <w:rFonts w:ascii="Times New Roman" w:hAnsi="Times New Roman" w:cs="Times New Roman" w:eastAsia="Times New Roman"/>
+          <w:b/>
+          <w:i w:val="0"/>
+          <w:color w:val="000000"/>
+          <w:sz w:val="28"/>
+        </w:rPr>
+        <w:t>«Дополнение №N»</w:t>
+      </w:r>
+      <w:r>
+        <w:rPr>
+          <w:rFonts w:ascii="Times New Roman" w:hAnsi="Times New Roman" w:cs="Times New Roman" w:eastAsia="Times New Roman"/>
+          <w:b w:val="0"/>
+          <w:i w:val="0"/>
+          <w:color w:val="000000"/>
+          <w:sz w:val="28"/>
+        </w:rPr>
+        <w:t xml:space="preserve"> и кнопками </w:t>
+      </w:r>
+      <w:r>
+        <w:rPr>
+          <w:rFonts w:ascii="Times New Roman" w:hAnsi="Times New Roman" w:cs="Times New Roman" w:eastAsia="Times New Roman"/>
+          <w:b/>
+          <w:i w:val="0"/>
+          <w:color w:val="000000"/>
+          <w:sz w:val="28"/>
+        </w:rPr>
+        <w:t>«Согласовать»</w:t>
+      </w:r>
+      <w:r>
+        <w:rPr>
+          <w:rFonts w:ascii="Times New Roman" w:hAnsi="Times New Roman" w:cs="Times New Roman" w:eastAsia="Times New Roman"/>
+          <w:b w:val="0"/>
+          <w:i w:val="0"/>
+          <w:color w:val="000000"/>
+          <w:sz w:val="28"/>
+        </w:rPr>
+        <w:t xml:space="preserve"> и </w:t>
+      </w:r>
+      <w:r>
+        <w:rPr>
+          <w:rFonts w:ascii="Times New Roman" w:hAnsi="Times New Roman" w:cs="Times New Roman" w:eastAsia="Times New Roman"/>
+          <w:b/>
+          <w:i w:val="0"/>
+          <w:color w:val="000000"/>
+          <w:sz w:val="28"/>
+        </w:rPr>
+        <w:t>«Отказать»</w:t>
+      </w:r>
+      <w:r>
+        <w:rPr>
+          <w:rFonts w:ascii="Times New Roman" w:hAnsi="Times New Roman" w:cs="Times New Roman" w:eastAsia="Times New Roman"/>
+          <w:b w:val="0"/>
+          <w:i w:val="0"/>
+          <w:color w:val="000000"/>
+          <w:sz w:val="28"/>
+        </w:rPr>
+        <w:t xml:space="preserve"> - они относятся именно к дополнению, а не ко всей заявке.</w:t>
+      </w:r>
+    </w:p>
+    <w:p>
+      <w:pPr>
+        <w:keepNext/>
+        <w:spacing w:before="120" w:after="40"/>
+        <w:ind w:firstLine="0"/>
+        <w:jc w:val="center"/>
+      </w:pPr>
+      <w:r>
+        <w:drawing>
+          <wp:inline xmlns:a="http://schemas.openxmlformats.org/drawingml/2006/main" xmlns:pic="http://schemas.openxmlformats.org/drawingml/2006/picture">
             <wp:extent cx="2639568" cy="932688"/>
-            <wp:docPr id="9" name="Picture 9"/>
+            <wp:docPr id="10" name="Picture 10"/>
             <wp:cNvGraphicFramePr>
               <a:graphicFrameLocks noChangeAspect="1"/>
             </wp:cNvGraphicFramePr>
@@ -6709,7 +6895,7 @@
                     <pic:cNvPicPr/>
                   </pic:nvPicPr>
                   <pic:blipFill>
-                    <a:blip r:embed="rId19"/>
+                    <a:blip r:embed="rId20"/>
                     <a:stretch>
                       <a:fillRect/>
                     </a:stretch>
@@ -7090,7 +7276,7 @@
         <w:drawing>
           <wp:inline xmlns:a="http://schemas.openxmlformats.org/drawingml/2006/main" xmlns:pic="http://schemas.openxmlformats.org/drawingml/2006/picture">
             <wp:extent cx="5940000" cy="2744584"/>
-            <wp:docPr id="10" name="Picture 10"/>
+            <wp:docPr id="11" name="Picture 11"/>
             <wp:cNvGraphicFramePr>
               <a:graphicFrameLocks noChangeAspect="1"/>
             </wp:cNvGraphicFramePr>
@@ -7102,7 +7288,7 @@
                     <pic:cNvPicPr/>
                   </pic:nvPicPr>
                   <pic:blipFill>
-                    <a:blip r:embed="rId20"/>
+                    <a:blip r:embed="rId21"/>
                     <a:stretch>
                       <a:fillRect/>
                     </a:stretch>
@@ -7137,6 +7323,1437 @@
           <w:sz w:val="24"/>
         </w:rPr>
         <w:t>Рисунок 13.1 — Настройка уведомлений</w:t>
+      </w:r>
+    </w:p>
+    <w:p>
+      <w:r>
+        <w:br w:type="page"/>
+      </w:r>
+    </w:p>
+    <w:p>
+      <w:pPr>
+        <w:pStyle w:val="Heading1"/>
+        <w:ind w:firstLine="0"/>
+      </w:pPr>
+      <w:r>
+        <w:rPr>
+          <w:rFonts w:ascii="Times New Roman" w:hAnsi="Times New Roman" w:cs="Times New Roman" w:eastAsia="Times New Roman"/>
+          <w:b/>
+          <w:i w:val="0"/>
+          <w:color w:val="000000"/>
+          <w:sz w:val="32"/>
+        </w:rPr>
+        <w:t>ЛИСТ РЕГИСТРАЦИИ ИЗМЕНЕНИЙ</w:t>
+      </w:r>
+    </w:p>
+    <w:p>
+      <w:r>
+        <w:rPr>
+          <w:rFonts w:ascii="Times New Roman" w:hAnsi="Times New Roman" w:cs="Times New Roman" w:eastAsia="Times New Roman"/>
+          <w:b w:val="0"/>
+          <w:i w:val="0"/>
+          <w:color w:val="000000"/>
+          <w:sz w:val="28"/>
+        </w:rPr>
+        <w:t>В таблице фиксируются изменения документа. Версия повышается при выпуске новой редакции: вторая цифра при уточнениях и дополнениях, первая при переработке структуры или существенном изменении требований.</w:t>
+      </w:r>
+    </w:p>
+    <w:p>
+      <w:pPr>
+        <w:keepNext/>
+        <w:spacing w:line="240" w:lineRule="auto" w:before="160" w:after="80"/>
+        <w:ind w:firstLine="0"/>
+        <w:jc w:val="left"/>
+      </w:pPr>
+      <w:r>
+        <w:rPr>
+          <w:rFonts w:ascii="Times New Roman" w:hAnsi="Times New Roman" w:cs="Times New Roman" w:eastAsia="Times New Roman"/>
+          <w:b w:val="0"/>
+          <w:i/>
+          <w:color w:val="000000"/>
+          <w:sz w:val="24"/>
+        </w:rPr>
+        <w:t>Таблица И.1 — Регистрация изменений</w:t>
+      </w:r>
+    </w:p>
+    <w:tbl>
+      <w:tblPr>
+        <w:tblStyle w:val="TableGrid"/>
+        <w:tblW w:type="auto" w:w="0"/>
+        <w:jc w:val="center"/>
+        <w:tblLayout w:type="fixed"/>
+        <w:tblLook w:firstColumn="1" w:firstRow="1" w:lastColumn="0" w:lastRow="0" w:noHBand="0" w:noVBand="1" w:val="04A0"/>
+        <w:tblLayout w:type="fixed"/>
+      </w:tblPr>
+      <w:tblGrid>
+        <w:gridCol w:w="1134"/>
+        <w:gridCol w:w="1701"/>
+        <w:gridCol w:w="5670"/>
+        <w:gridCol w:w="850"/>
+      </w:tblGrid>
+      <w:tr>
+        <w:trPr>
+          <w:tblHeader w:val="true"/>
+          <w:cantSplit w:val="true"/>
+        </w:trPr>
+        <w:tc>
+          <w:tcPr>
+            <w:tcW w:type="dxa" w:w="1134"/>
+            <w:shd w:val="clear" w:fill="E8E8E8"/>
+          </w:tcPr>
+          <w:p>
+            <w:pPr>
+              <w:keepNext/>
+              <w:spacing w:line="240" w:lineRule="auto" w:after="0"/>
+              <w:ind w:firstLine="0"/>
+              <w:jc w:val="left"/>
+            </w:pPr>
+            <w:r>
+              <w:rPr>
+                <w:rFonts w:ascii="Times New Roman" w:hAnsi="Times New Roman" w:cs="Times New Roman" w:eastAsia="Times New Roman"/>
+                <w:b/>
+                <w:i w:val="0"/>
+                <w:color w:val="000000"/>
+                <w:sz w:val="24"/>
+              </w:rPr>
+              <w:t>Версия</w:t>
+            </w:r>
+          </w:p>
+        </w:tc>
+        <w:tc>
+          <w:tcPr>
+            <w:tcW w:type="dxa" w:w="1701"/>
+            <w:shd w:val="clear" w:fill="E8E8E8"/>
+          </w:tcPr>
+          <w:p>
+            <w:pPr>
+              <w:keepNext/>
+              <w:spacing w:line="240" w:lineRule="auto" w:after="0"/>
+              <w:ind w:firstLine="0"/>
+              <w:jc w:val="left"/>
+            </w:pPr>
+            <w:r>
+              <w:rPr>
+                <w:rFonts w:ascii="Times New Roman" w:hAnsi="Times New Roman" w:cs="Times New Roman" w:eastAsia="Times New Roman"/>
+                <w:b/>
+                <w:i w:val="0"/>
+                <w:color w:val="000000"/>
+                <w:sz w:val="24"/>
+              </w:rPr>
+              <w:t>Дата</w:t>
+            </w:r>
+          </w:p>
+        </w:tc>
+        <w:tc>
+          <w:tcPr>
+            <w:tcW w:type="dxa" w:w="5669"/>
+            <w:shd w:val="clear" w:fill="E8E8E8"/>
+          </w:tcPr>
+          <w:p>
+            <w:pPr>
+              <w:keepNext/>
+              <w:spacing w:line="240" w:lineRule="auto" w:after="0"/>
+              <w:ind w:firstLine="0"/>
+              <w:jc w:val="left"/>
+            </w:pPr>
+            <w:r>
+              <w:rPr>
+                <w:rFonts w:ascii="Times New Roman" w:hAnsi="Times New Roman" w:cs="Times New Roman" w:eastAsia="Times New Roman"/>
+                <w:b/>
+                <w:i w:val="0"/>
+                <w:color w:val="000000"/>
+                <w:sz w:val="24"/>
+              </w:rPr>
+              <w:t>Содержание изменения</w:t>
+            </w:r>
+          </w:p>
+        </w:tc>
+        <w:tc>
+          <w:tcPr>
+            <w:tcW w:type="dxa" w:w="850"/>
+            <w:shd w:val="clear" w:fill="E8E8E8"/>
+          </w:tcPr>
+          <w:p>
+            <w:pPr>
+              <w:keepNext/>
+              <w:spacing w:line="240" w:lineRule="auto" w:after="0"/>
+              <w:ind w:firstLine="0"/>
+              <w:jc w:val="left"/>
+            </w:pPr>
+            <w:r>
+              <w:rPr>
+                <w:rFonts w:ascii="Times New Roman" w:hAnsi="Times New Roman" w:cs="Times New Roman" w:eastAsia="Times New Roman"/>
+                <w:b/>
+                <w:i w:val="0"/>
+                <w:color w:val="000000"/>
+                <w:sz w:val="24"/>
+              </w:rPr>
+              <w:t>Внёс</w:t>
+            </w:r>
+          </w:p>
+        </w:tc>
+      </w:tr>
+      <w:tr>
+        <w:trPr>
+          <w:cantSplit w:val="true"/>
+        </w:trPr>
+        <w:tc>
+          <w:tcPr>
+            <w:tcW w:type="dxa" w:w="1134"/>
+          </w:tcPr>
+          <w:p>
+            <w:pPr>
+              <w:spacing w:line="240" w:lineRule="auto" w:after="0"/>
+              <w:ind w:firstLine="0"/>
+              <w:jc w:val="left"/>
+            </w:pPr>
+            <w:r>
+              <w:rPr>
+                <w:rFonts w:ascii="Times New Roman" w:hAnsi="Times New Roman" w:cs="Times New Roman" w:eastAsia="Times New Roman"/>
+                <w:b w:val="0"/>
+                <w:i w:val="0"/>
+                <w:color w:val="000000"/>
+                <w:sz w:val="24"/>
+              </w:rPr>
+              <w:t>1.0</w:t>
+            </w:r>
+          </w:p>
+        </w:tc>
+        <w:tc>
+          <w:tcPr>
+            <w:tcW w:type="dxa" w:w="1701"/>
+          </w:tcPr>
+          <w:p>
+            <w:pPr>
+              <w:spacing w:line="240" w:lineRule="auto" w:after="0"/>
+              <w:ind w:firstLine="0"/>
+              <w:jc w:val="left"/>
+            </w:pPr>
+            <w:r>
+              <w:rPr>
+                <w:rFonts w:ascii="Times New Roman" w:hAnsi="Times New Roman" w:cs="Times New Roman" w:eastAsia="Times New Roman"/>
+                <w:b w:val="0"/>
+                <w:i w:val="0"/>
+                <w:color w:val="000000"/>
+                <w:sz w:val="24"/>
+              </w:rPr>
+              <w:t>11.08.2026</w:t>
+            </w:r>
+          </w:p>
+        </w:tc>
+        <w:tc>
+          <w:tcPr>
+            <w:tcW w:type="dxa" w:w="5669"/>
+          </w:tcPr>
+          <w:p>
+            <w:pPr>
+              <w:spacing w:line="240" w:lineRule="auto" w:after="0"/>
+              <w:ind w:firstLine="0"/>
+              <w:jc w:val="left"/>
+            </w:pPr>
+            <w:r>
+              <w:rPr>
+                <w:rFonts w:ascii="Times New Roman" w:hAnsi="Times New Roman" w:cs="Times New Roman" w:eastAsia="Times New Roman"/>
+                <w:b w:val="0"/>
+                <w:i w:val="0"/>
+                <w:color w:val="000000"/>
+                <w:sz w:val="24"/>
+              </w:rPr>
+              <w:t>Первая редакция</w:t>
+            </w:r>
+          </w:p>
+        </w:tc>
+        <w:tc>
+          <w:tcPr>
+            <w:tcW w:type="dxa" w:w="850"/>
+          </w:tcPr>
+          <w:p>
+            <w:pPr>
+              <w:spacing w:line="240" w:lineRule="auto" w:after="0"/>
+              <w:ind w:firstLine="0"/>
+              <w:jc w:val="left"/>
+            </w:pPr>
+          </w:p>
+        </w:tc>
+      </w:tr>
+      <w:tr>
+        <w:trPr>
+          <w:cantSplit w:val="true"/>
+        </w:trPr>
+        <w:tc>
+          <w:tcPr>
+            <w:tcW w:type="dxa" w:w="1134"/>
+          </w:tcPr>
+          <w:p>
+            <w:pPr>
+              <w:spacing w:line="240" w:lineRule="auto" w:after="0"/>
+              <w:ind w:firstLine="0"/>
+              <w:jc w:val="left"/>
+            </w:pPr>
+            <w:r>
+              <w:rPr>
+                <w:rFonts w:ascii="Times New Roman" w:hAnsi="Times New Roman" w:cs="Times New Roman" w:eastAsia="Times New Roman"/>
+                <w:b w:val="0"/>
+                <w:i w:val="0"/>
+                <w:color w:val="000000"/>
+                <w:sz w:val="24"/>
+              </w:rPr>
+              <w:t>1.1</w:t>
+            </w:r>
+          </w:p>
+        </w:tc>
+        <w:tc>
+          <w:tcPr>
+            <w:tcW w:type="dxa" w:w="1701"/>
+          </w:tcPr>
+          <w:p>
+            <w:pPr>
+              <w:spacing w:line="240" w:lineRule="auto" w:after="0"/>
+              <w:ind w:firstLine="0"/>
+              <w:jc w:val="left"/>
+            </w:pPr>
+            <w:r>
+              <w:rPr>
+                <w:rFonts w:ascii="Times New Roman" w:hAnsi="Times New Roman" w:cs="Times New Roman" w:eastAsia="Times New Roman"/>
+                <w:b w:val="0"/>
+                <w:i w:val="0"/>
+                <w:color w:val="000000"/>
+                <w:sz w:val="24"/>
+              </w:rPr>
+              <w:t>12.08.2026</w:t>
+            </w:r>
+          </w:p>
+        </w:tc>
+        <w:tc>
+          <w:tcPr>
+            <w:tcW w:type="dxa" w:w="5669"/>
+          </w:tcPr>
+          <w:p>
+            <w:pPr>
+              <w:spacing w:line="240" w:lineRule="auto" w:after="0"/>
+              <w:ind w:firstLine="0"/>
+              <w:jc w:val="left"/>
+            </w:pPr>
+            <w:r>
+              <w:rPr>
+                <w:rFonts w:ascii="Times New Roman" w:hAnsi="Times New Roman" w:cs="Times New Roman" w:eastAsia="Times New Roman"/>
+                <w:b w:val="0"/>
+                <w:i w:val="0"/>
+                <w:color w:val="000000"/>
+                <w:sz w:val="24"/>
+              </w:rPr>
+              <w:t>Описано, кто вправе переслать заявку и с какими ограничениями, и добавлен раздел о списке участников с их ролями, решениями и контактами</w:t>
+            </w:r>
+          </w:p>
+        </w:tc>
+        <w:tc>
+          <w:tcPr>
+            <w:tcW w:type="dxa" w:w="850"/>
+          </w:tcPr>
+          <w:p>
+            <w:pPr>
+              <w:spacing w:line="240" w:lineRule="auto" w:after="0"/>
+              <w:ind w:firstLine="0"/>
+              <w:jc w:val="left"/>
+            </w:pPr>
+          </w:p>
+        </w:tc>
+      </w:tr>
+      <w:tr>
+        <w:trPr>
+          <w:cantSplit w:val="true"/>
+        </w:trPr>
+        <w:tc>
+          <w:tcPr>
+            <w:tcW w:type="dxa" w:w="1134"/>
+          </w:tcPr>
+          <w:p>
+            <w:pPr>
+              <w:spacing w:line="240" w:lineRule="auto" w:after="0"/>
+              <w:ind w:firstLine="0"/>
+              <w:jc w:val="left"/>
+            </w:pPr>
+            <w:r>
+              <w:rPr>
+                <w:rFonts w:ascii="Times New Roman" w:hAnsi="Times New Roman" w:cs="Times New Roman" w:eastAsia="Times New Roman"/>
+                <w:b w:val="0"/>
+                <w:i w:val="0"/>
+                <w:color w:val="000000"/>
+                <w:sz w:val="24"/>
+              </w:rPr>
+              <w:t>1.2</w:t>
+            </w:r>
+          </w:p>
+        </w:tc>
+        <w:tc>
+          <w:tcPr>
+            <w:tcW w:type="dxa" w:w="1701"/>
+          </w:tcPr>
+          <w:p>
+            <w:pPr>
+              <w:spacing w:line="240" w:lineRule="auto" w:after="0"/>
+              <w:ind w:firstLine="0"/>
+              <w:jc w:val="left"/>
+            </w:pPr>
+            <w:r>
+              <w:rPr>
+                <w:rFonts w:ascii="Times New Roman" w:hAnsi="Times New Roman" w:cs="Times New Roman" w:eastAsia="Times New Roman"/>
+                <w:b w:val="0"/>
+                <w:i w:val="0"/>
+                <w:color w:val="000000"/>
+                <w:sz w:val="24"/>
+              </w:rPr>
+              <w:t>13.08.2026</w:t>
+            </w:r>
+          </w:p>
+        </w:tc>
+        <w:tc>
+          <w:tcPr>
+            <w:tcW w:type="dxa" w:w="5669"/>
+          </w:tcPr>
+          <w:p>
+            <w:pPr>
+              <w:spacing w:line="240" w:lineRule="auto" w:after="0"/>
+              <w:ind w:firstLine="0"/>
+              <w:jc w:val="left"/>
+            </w:pPr>
+            <w:r>
+              <w:rPr>
+                <w:rFonts w:ascii="Times New Roman" w:hAnsi="Times New Roman" w:cs="Times New Roman" w:eastAsia="Times New Roman"/>
+                <w:b w:val="0"/>
+                <w:i w:val="0"/>
+                <w:color w:val="000000"/>
+                <w:sz w:val="24"/>
+              </w:rPr>
+              <w:t>Документ ограничен ролью согласующего: убраны описания работы принимающего, остался только факт, что после согласования бюро пропусков принимает заявку в работу. Уточнено, к кому заявка попадает на согласование - к работнику, ответственному за согласование заявок этой организации или компании, а не «своей организации». Термин «Наблюдатель» приведён к названию роли на экране - «Читатель»; из перечня меток убрана метка «Важный», которой согласующий не видит. Уточнено положение поля «Комментарий» в карточке заявки на компьютере и на телефоне</w:t>
+            </w:r>
+          </w:p>
+        </w:tc>
+        <w:tc>
+          <w:tcPr>
+            <w:tcW w:type="dxa" w:w="850"/>
+          </w:tcPr>
+          <w:p>
+            <w:pPr>
+              <w:spacing w:line="240" w:lineRule="auto" w:after="0"/>
+              <w:ind w:firstLine="0"/>
+              <w:jc w:val="left"/>
+            </w:pPr>
+          </w:p>
+        </w:tc>
+      </w:tr>
+      <w:tr>
+        <w:trPr>
+          <w:cantSplit w:val="true"/>
+        </w:trPr>
+        <w:tc>
+          <w:tcPr>
+            <w:tcW w:type="dxa" w:w="1134"/>
+          </w:tcPr>
+          <w:p>
+            <w:pPr>
+              <w:spacing w:line="240" w:lineRule="auto" w:after="0"/>
+              <w:ind w:firstLine="0"/>
+              <w:jc w:val="left"/>
+            </w:pPr>
+            <w:r>
+              <w:rPr>
+                <w:rFonts w:ascii="Times New Roman" w:hAnsi="Times New Roman" w:cs="Times New Roman" w:eastAsia="Times New Roman"/>
+                <w:b w:val="0"/>
+                <w:i w:val="0"/>
+                <w:color w:val="000000"/>
+                <w:sz w:val="24"/>
+              </w:rPr>
+              <w:t>1.3</w:t>
+            </w:r>
+          </w:p>
+        </w:tc>
+        <w:tc>
+          <w:tcPr>
+            <w:tcW w:type="dxa" w:w="1701"/>
+          </w:tcPr>
+          <w:p>
+            <w:pPr>
+              <w:spacing w:line="240" w:lineRule="auto" w:after="0"/>
+              <w:ind w:firstLine="0"/>
+              <w:jc w:val="left"/>
+            </w:pPr>
+            <w:r>
+              <w:rPr>
+                <w:rFonts w:ascii="Times New Roman" w:hAnsi="Times New Roman" w:cs="Times New Roman" w:eastAsia="Times New Roman"/>
+                <w:b w:val="0"/>
+                <w:i w:val="0"/>
+                <w:color w:val="000000"/>
+                <w:sz w:val="24"/>
+              </w:rPr>
+              <w:t>14.08.2026</w:t>
+            </w:r>
+          </w:p>
+        </w:tc>
+        <w:tc>
+          <w:tcPr>
+            <w:tcW w:type="dxa" w:w="5669"/>
+          </w:tcPr>
+          <w:p>
+            <w:pPr>
+              <w:spacing w:line="240" w:lineRule="auto" w:after="0"/>
+              <w:ind w:firstLine="0"/>
+              <w:jc w:val="left"/>
+            </w:pPr>
+            <w:r>
+              <w:rPr>
+                <w:rFonts w:ascii="Times New Roman" w:hAnsi="Times New Roman" w:cs="Times New Roman" w:eastAsia="Times New Roman"/>
+                <w:b w:val="0"/>
+                <w:i w:val="0"/>
+                <w:color w:val="000000"/>
+                <w:sz w:val="24"/>
+              </w:rPr>
+              <w:t>Лист условий использования сокращён и смягчён: оставлены принадлежность прав, запрет передачи третьим лицам и отсутствие лицензии; убраны срок действия ограничений, требования письменного согласия и подтверждения уничтожения копий</w:t>
+            </w:r>
+          </w:p>
+        </w:tc>
+        <w:tc>
+          <w:tcPr>
+            <w:tcW w:type="dxa" w:w="850"/>
+          </w:tcPr>
+          <w:p>
+            <w:pPr>
+              <w:spacing w:line="240" w:lineRule="auto" w:after="0"/>
+              <w:ind w:firstLine="0"/>
+              <w:jc w:val="left"/>
+            </w:pPr>
+          </w:p>
+        </w:tc>
+      </w:tr>
+      <w:tr>
+        <w:trPr>
+          <w:cantSplit w:val="true"/>
+        </w:trPr>
+        <w:tc>
+          <w:tcPr>
+            <w:tcW w:type="dxa" w:w="1134"/>
+          </w:tcPr>
+          <w:p>
+            <w:pPr>
+              <w:spacing w:line="240" w:lineRule="auto" w:after="0"/>
+              <w:ind w:firstLine="0"/>
+              <w:jc w:val="left"/>
+            </w:pPr>
+            <w:r>
+              <w:rPr>
+                <w:rFonts w:ascii="Times New Roman" w:hAnsi="Times New Roman" w:cs="Times New Roman" w:eastAsia="Times New Roman"/>
+                <w:b w:val="0"/>
+                <w:i w:val="0"/>
+                <w:color w:val="000000"/>
+                <w:sz w:val="24"/>
+              </w:rPr>
+              <w:t>1.4</w:t>
+            </w:r>
+          </w:p>
+        </w:tc>
+        <w:tc>
+          <w:tcPr>
+            <w:tcW w:type="dxa" w:w="1701"/>
+          </w:tcPr>
+          <w:p>
+            <w:pPr>
+              <w:spacing w:line="240" w:lineRule="auto" w:after="0"/>
+              <w:ind w:firstLine="0"/>
+              <w:jc w:val="left"/>
+            </w:pPr>
+            <w:r>
+              <w:rPr>
+                <w:rFonts w:ascii="Times New Roman" w:hAnsi="Times New Roman" w:cs="Times New Roman" w:eastAsia="Times New Roman"/>
+                <w:b w:val="0"/>
+                <w:i w:val="0"/>
+                <w:color w:val="000000"/>
+                <w:sz w:val="24"/>
+              </w:rPr>
+              <w:t>14.08.2026</w:t>
+            </w:r>
+          </w:p>
+        </w:tc>
+        <w:tc>
+          <w:tcPr>
+            <w:tcW w:type="dxa" w:w="5669"/>
+          </w:tcPr>
+          <w:p>
+            <w:pPr>
+              <w:spacing w:line="240" w:lineRule="auto" w:after="0"/>
+              <w:ind w:firstLine="0"/>
+              <w:jc w:val="left"/>
+            </w:pPr>
+            <w:r>
+              <w:rPr>
+                <w:rFonts w:ascii="Times New Roman" w:hAnsi="Times New Roman" w:cs="Times New Roman" w:eastAsia="Times New Roman"/>
+                <w:b w:val="0"/>
+                <w:i w:val="0"/>
+                <w:color w:val="000000"/>
+                <w:sz w:val="24"/>
+              </w:rPr>
+              <w:t>Свойства файла заполнены выходными данными документа: прежде в них стояли служебные значения средства сборки</w:t>
+            </w:r>
+          </w:p>
+        </w:tc>
+        <w:tc>
+          <w:tcPr>
+            <w:tcW w:type="dxa" w:w="850"/>
+          </w:tcPr>
+          <w:p>
+            <w:pPr>
+              <w:spacing w:line="240" w:lineRule="auto" w:after="0"/>
+              <w:ind w:firstLine="0"/>
+              <w:jc w:val="left"/>
+            </w:pPr>
+          </w:p>
+        </w:tc>
+      </w:tr>
+      <w:tr>
+        <w:trPr>
+          <w:cantSplit w:val="true"/>
+        </w:trPr>
+        <w:tc>
+          <w:tcPr>
+            <w:tcW w:type="dxa" w:w="1134"/>
+          </w:tcPr>
+          <w:p>
+            <w:pPr>
+              <w:spacing w:line="240" w:lineRule="auto" w:after="0"/>
+              <w:ind w:firstLine="0"/>
+              <w:jc w:val="left"/>
+            </w:pPr>
+            <w:r>
+              <w:rPr>
+                <w:rFonts w:ascii="Times New Roman" w:hAnsi="Times New Roman" w:cs="Times New Roman" w:eastAsia="Times New Roman"/>
+                <w:b w:val="0"/>
+                <w:i w:val="0"/>
+                <w:color w:val="000000"/>
+                <w:sz w:val="24"/>
+              </w:rPr>
+              <w:t>1.5</w:t>
+            </w:r>
+          </w:p>
+        </w:tc>
+        <w:tc>
+          <w:tcPr>
+            <w:tcW w:type="dxa" w:w="1701"/>
+          </w:tcPr>
+          <w:p>
+            <w:pPr>
+              <w:spacing w:line="240" w:lineRule="auto" w:after="0"/>
+              <w:ind w:firstLine="0"/>
+              <w:jc w:val="left"/>
+            </w:pPr>
+            <w:r>
+              <w:rPr>
+                <w:rFonts w:ascii="Times New Roman" w:hAnsi="Times New Roman" w:cs="Times New Roman" w:eastAsia="Times New Roman"/>
+                <w:b w:val="0"/>
+                <w:i w:val="0"/>
+                <w:color w:val="000000"/>
+                <w:sz w:val="24"/>
+              </w:rPr>
+              <w:t>14.08.2026</w:t>
+            </w:r>
+          </w:p>
+        </w:tc>
+        <w:tc>
+          <w:tcPr>
+            <w:tcW w:type="dxa" w:w="5669"/>
+          </w:tcPr>
+          <w:p>
+            <w:pPr>
+              <w:spacing w:line="240" w:lineRule="auto" w:after="0"/>
+              <w:ind w:firstLine="0"/>
+              <w:jc w:val="left"/>
+            </w:pPr>
+            <w:r>
+              <w:rPr>
+                <w:rFonts w:ascii="Times New Roman" w:hAnsi="Times New Roman" w:cs="Times New Roman" w:eastAsia="Times New Roman"/>
+                <w:b w:val="0"/>
+                <w:i w:val="0"/>
+                <w:color w:val="000000"/>
+                <w:sz w:val="24"/>
+              </w:rPr>
+              <w:t>Уточнено, что пропуск помеченного элемента подтверждает согласующий либо принимающий, и что принимающий может убрать строку из заявки</w:t>
+            </w:r>
+          </w:p>
+        </w:tc>
+        <w:tc>
+          <w:tcPr>
+            <w:tcW w:type="dxa" w:w="850"/>
+          </w:tcPr>
+          <w:p>
+            <w:pPr>
+              <w:spacing w:line="240" w:lineRule="auto" w:after="0"/>
+              <w:ind w:firstLine="0"/>
+              <w:jc w:val="left"/>
+            </w:pPr>
+          </w:p>
+        </w:tc>
+      </w:tr>
+      <w:tr>
+        <w:trPr>
+          <w:cantSplit w:val="true"/>
+        </w:trPr>
+        <w:tc>
+          <w:tcPr>
+            <w:tcW w:type="dxa" w:w="1134"/>
+          </w:tcPr>
+          <w:p>
+            <w:pPr>
+              <w:spacing w:line="240" w:lineRule="auto" w:after="0"/>
+              <w:ind w:firstLine="0"/>
+              <w:jc w:val="left"/>
+            </w:pPr>
+            <w:r>
+              <w:rPr>
+                <w:rFonts w:ascii="Times New Roman" w:hAnsi="Times New Roman" w:cs="Times New Roman" w:eastAsia="Times New Roman"/>
+                <w:b w:val="0"/>
+                <w:i w:val="0"/>
+                <w:color w:val="000000"/>
+                <w:sz w:val="24"/>
+              </w:rPr>
+              <w:t>1.6</w:t>
+            </w:r>
+          </w:p>
+        </w:tc>
+        <w:tc>
+          <w:tcPr>
+            <w:tcW w:type="dxa" w:w="1701"/>
+          </w:tcPr>
+          <w:p>
+            <w:pPr>
+              <w:spacing w:line="240" w:lineRule="auto" w:after="0"/>
+              <w:ind w:firstLine="0"/>
+              <w:jc w:val="left"/>
+            </w:pPr>
+            <w:r>
+              <w:rPr>
+                <w:rFonts w:ascii="Times New Roman" w:hAnsi="Times New Roman" w:cs="Times New Roman" w:eastAsia="Times New Roman"/>
+                <w:b w:val="0"/>
+                <w:i w:val="0"/>
+                <w:color w:val="000000"/>
+                <w:sz w:val="24"/>
+              </w:rPr>
+              <w:t>15.08.2026</w:t>
+            </w:r>
+          </w:p>
+        </w:tc>
+        <w:tc>
+          <w:tcPr>
+            <w:tcW w:type="dxa" w:w="5669"/>
+          </w:tcPr>
+          <w:p>
+            <w:pPr>
+              <w:spacing w:line="240" w:lineRule="auto" w:after="0"/>
+              <w:ind w:firstLine="0"/>
+              <w:jc w:val="left"/>
+            </w:pPr>
+            <w:r>
+              <w:rPr>
+                <w:rFonts w:ascii="Times New Roman" w:hAnsi="Times New Roman" w:cs="Times New Roman" w:eastAsia="Times New Roman"/>
+                <w:b w:val="0"/>
+                <w:i w:val="0"/>
+                <w:color w:val="000000"/>
+                <w:sz w:val="24"/>
+              </w:rPr>
+              <w:t>Кнопка разбора пометки названа по экрану - «Принять» со стрелкой; добавлено, что снятая запись гасит пометку сама</w:t>
+            </w:r>
+          </w:p>
+        </w:tc>
+        <w:tc>
+          <w:tcPr>
+            <w:tcW w:type="dxa" w:w="850"/>
+          </w:tcPr>
+          <w:p>
+            <w:pPr>
+              <w:spacing w:line="240" w:lineRule="auto" w:after="0"/>
+              <w:ind w:firstLine="0"/>
+              <w:jc w:val="left"/>
+            </w:pPr>
+          </w:p>
+        </w:tc>
+      </w:tr>
+      <w:tr>
+        <w:trPr>
+          <w:cantSplit w:val="true"/>
+        </w:trPr>
+        <w:tc>
+          <w:tcPr>
+            <w:tcW w:type="dxa" w:w="1134"/>
+          </w:tcPr>
+          <w:p>
+            <w:pPr>
+              <w:spacing w:line="240" w:lineRule="auto" w:after="0"/>
+              <w:ind w:firstLine="0"/>
+              <w:jc w:val="left"/>
+            </w:pPr>
+            <w:r>
+              <w:rPr>
+                <w:rFonts w:ascii="Times New Roman" w:hAnsi="Times New Roman" w:cs="Times New Roman" w:eastAsia="Times New Roman"/>
+                <w:b w:val="0"/>
+                <w:i w:val="0"/>
+                <w:color w:val="000000"/>
+                <w:sz w:val="24"/>
+              </w:rPr>
+              <w:t>1.7</w:t>
+            </w:r>
+          </w:p>
+        </w:tc>
+        <w:tc>
+          <w:tcPr>
+            <w:tcW w:type="dxa" w:w="1701"/>
+          </w:tcPr>
+          <w:p>
+            <w:pPr>
+              <w:spacing w:line="240" w:lineRule="auto" w:after="0"/>
+              <w:ind w:firstLine="0"/>
+              <w:jc w:val="left"/>
+            </w:pPr>
+            <w:r>
+              <w:rPr>
+                <w:rFonts w:ascii="Times New Roman" w:hAnsi="Times New Roman" w:cs="Times New Roman" w:eastAsia="Times New Roman"/>
+                <w:b w:val="0"/>
+                <w:i w:val="0"/>
+                <w:color w:val="000000"/>
+                <w:sz w:val="24"/>
+              </w:rPr>
+              <w:t>25.08.2026</w:t>
+            </w:r>
+          </w:p>
+        </w:tc>
+        <w:tc>
+          <w:tcPr>
+            <w:tcW w:type="dxa" w:w="5669"/>
+          </w:tcPr>
+          <w:p>
+            <w:pPr>
+              <w:spacing w:line="240" w:lineRule="auto" w:after="0"/>
+              <w:ind w:firstLine="0"/>
+              <w:jc w:val="left"/>
+            </w:pPr>
+            <w:r>
+              <w:rPr>
+                <w:rFonts w:ascii="Times New Roman" w:hAnsi="Times New Roman" w:cs="Times New Roman" w:eastAsia="Times New Roman"/>
+                <w:b w:val="0"/>
+                <w:i w:val="0"/>
+                <w:color w:val="000000"/>
+                <w:sz w:val="24"/>
+              </w:rPr>
+              <w:t>Уточнён состав шапки карточки заявки и условие, при котором у кнопки «Принять» появляется стрелка с действиями принимающего</w:t>
+            </w:r>
+          </w:p>
+        </w:tc>
+        <w:tc>
+          <w:tcPr>
+            <w:tcW w:type="dxa" w:w="850"/>
+          </w:tcPr>
+          <w:p>
+            <w:pPr>
+              <w:spacing w:line="240" w:lineRule="auto" w:after="0"/>
+              <w:ind w:firstLine="0"/>
+              <w:jc w:val="left"/>
+            </w:pPr>
+          </w:p>
+        </w:tc>
+      </w:tr>
+      <w:tr>
+        <w:trPr>
+          <w:cantSplit w:val="true"/>
+        </w:trPr>
+        <w:tc>
+          <w:tcPr>
+            <w:tcW w:type="dxa" w:w="1134"/>
+          </w:tcPr>
+          <w:p>
+            <w:pPr>
+              <w:spacing w:line="240" w:lineRule="auto" w:after="0"/>
+              <w:ind w:firstLine="0"/>
+              <w:jc w:val="left"/>
+            </w:pPr>
+            <w:r>
+              <w:rPr>
+                <w:rFonts w:ascii="Times New Roman" w:hAnsi="Times New Roman" w:cs="Times New Roman" w:eastAsia="Times New Roman"/>
+                <w:b w:val="0"/>
+                <w:i w:val="0"/>
+                <w:color w:val="000000"/>
+                <w:sz w:val="24"/>
+              </w:rPr>
+              <w:t>1.8</w:t>
+            </w:r>
+          </w:p>
+        </w:tc>
+        <w:tc>
+          <w:tcPr>
+            <w:tcW w:type="dxa" w:w="1701"/>
+          </w:tcPr>
+          <w:p>
+            <w:pPr>
+              <w:spacing w:line="240" w:lineRule="auto" w:after="0"/>
+              <w:ind w:firstLine="0"/>
+              <w:jc w:val="left"/>
+            </w:pPr>
+            <w:r>
+              <w:rPr>
+                <w:rFonts w:ascii="Times New Roman" w:hAnsi="Times New Roman" w:cs="Times New Roman" w:eastAsia="Times New Roman"/>
+                <w:b w:val="0"/>
+                <w:i w:val="0"/>
+                <w:color w:val="000000"/>
+                <w:sz w:val="24"/>
+              </w:rPr>
+              <w:t>14.10.2026</w:t>
+            </w:r>
+          </w:p>
+        </w:tc>
+        <w:tc>
+          <w:tcPr>
+            <w:tcW w:type="dxa" w:w="5669"/>
+          </w:tcPr>
+          <w:p>
+            <w:pPr>
+              <w:spacing w:line="240" w:lineRule="auto" w:after="0"/>
+              <w:ind w:firstLine="0"/>
+              <w:jc w:val="left"/>
+            </w:pPr>
+            <w:r>
+              <w:rPr>
+                <w:rFonts w:ascii="Times New Roman" w:hAnsi="Times New Roman" w:cs="Times New Roman" w:eastAsia="Times New Roman"/>
+                <w:b w:val="0"/>
+                <w:i w:val="0"/>
+                <w:color w:val="000000"/>
+                <w:sz w:val="24"/>
+              </w:rPr>
+              <w:t>Уточнены текущие сроки и права, пересылка, ручные записи и учёт незакрытых проходов; устранены устаревшие инструкции и добавлены сценарии актуального выпуска.</w:t>
+            </w:r>
+          </w:p>
+        </w:tc>
+        <w:tc>
+          <w:tcPr>
+            <w:tcW w:type="dxa" w:w="850"/>
+          </w:tcPr>
+          <w:p>
+            <w:pPr>
+              <w:spacing w:line="240" w:lineRule="auto" w:after="0"/>
+              <w:ind w:firstLine="0"/>
+              <w:jc w:val="left"/>
+            </w:pPr>
+          </w:p>
+        </w:tc>
+      </w:tr>
+    </w:tbl>
+    <w:p>
+      <w:pPr>
+        <w:spacing w:after="0" w:line="240" w:lineRule="auto"/>
+        <w:ind w:firstLine="0"/>
+      </w:pPr>
+      <w:r>
+        <w:rPr>
+          <w:rFonts w:ascii="Times New Roman" w:hAnsi="Times New Roman" w:cs="Times New Roman" w:eastAsia="Times New Roman"/>
+          <w:b w:val="0"/>
+          <w:i w:val="0"/>
+          <w:color w:val="000000"/>
+          <w:sz w:val="12"/>
+        </w:rPr>
+      </w:r>
+    </w:p>
+    <w:p>
+      <w:r>
+        <w:br w:type="page"/>
+      </w:r>
+    </w:p>
+    <w:p>
+      <w:pPr>
+        <w:keepNext/>
+        <w:spacing w:line="240" w:lineRule="auto" w:before="160" w:after="80"/>
+        <w:ind w:firstLine="0"/>
+        <w:jc w:val="left"/>
+      </w:pPr>
+      <w:r>
+        <w:rPr>
+          <w:rFonts w:ascii="Times New Roman" w:hAnsi="Times New Roman" w:cs="Times New Roman" w:eastAsia="Times New Roman"/>
+          <w:b w:val="0"/>
+          <w:i/>
+          <w:color w:val="000000"/>
+          <w:sz w:val="24"/>
+        </w:rPr>
+        <w:t>Окончание таблицы И.1</w:t>
+      </w:r>
+    </w:p>
+    <w:tbl>
+      <w:tblPr>
+        <w:tblStyle w:val="TableGrid"/>
+        <w:tblW w:type="auto" w:w="0"/>
+        <w:jc w:val="center"/>
+        <w:tblLayout w:type="fixed"/>
+        <w:tblLook w:firstColumn="1" w:firstRow="1" w:lastColumn="0" w:lastRow="0" w:noHBand="0" w:noVBand="1" w:val="04A0"/>
+        <w:tblLayout w:type="fixed"/>
+      </w:tblPr>
+      <w:tblGrid>
+        <w:gridCol w:w="1134"/>
+        <w:gridCol w:w="1701"/>
+        <w:gridCol w:w="5670"/>
+        <w:gridCol w:w="850"/>
+      </w:tblGrid>
+      <w:tr>
+        <w:trPr>
+          <w:tblHeader w:val="true"/>
+          <w:cantSplit w:val="true"/>
+        </w:trPr>
+        <w:tc>
+          <w:tcPr>
+            <w:tcW w:type="dxa" w:w="1134"/>
+            <w:shd w:val="clear" w:fill="E8E8E8"/>
+          </w:tcPr>
+          <w:p>
+            <w:pPr>
+              <w:keepNext/>
+              <w:spacing w:line="240" w:lineRule="auto" w:after="0"/>
+              <w:ind w:firstLine="0"/>
+              <w:jc w:val="left"/>
+            </w:pPr>
+            <w:r>
+              <w:rPr>
+                <w:rFonts w:ascii="Times New Roman" w:hAnsi="Times New Roman" w:cs="Times New Roman" w:eastAsia="Times New Roman"/>
+                <w:b/>
+                <w:i w:val="0"/>
+                <w:color w:val="000000"/>
+                <w:sz w:val="24"/>
+              </w:rPr>
+              <w:t>Версия</w:t>
+            </w:r>
+          </w:p>
+        </w:tc>
+        <w:tc>
+          <w:tcPr>
+            <w:tcW w:type="dxa" w:w="1701"/>
+            <w:shd w:val="clear" w:fill="E8E8E8"/>
+          </w:tcPr>
+          <w:p>
+            <w:pPr>
+              <w:keepNext/>
+              <w:spacing w:line="240" w:lineRule="auto" w:after="0"/>
+              <w:ind w:firstLine="0"/>
+              <w:jc w:val="left"/>
+            </w:pPr>
+            <w:r>
+              <w:rPr>
+                <w:rFonts w:ascii="Times New Roman" w:hAnsi="Times New Roman" w:cs="Times New Roman" w:eastAsia="Times New Roman"/>
+                <w:b/>
+                <w:i w:val="0"/>
+                <w:color w:val="000000"/>
+                <w:sz w:val="24"/>
+              </w:rPr>
+              <w:t>Дата</w:t>
+            </w:r>
+          </w:p>
+        </w:tc>
+        <w:tc>
+          <w:tcPr>
+            <w:tcW w:type="dxa" w:w="5669"/>
+            <w:shd w:val="clear" w:fill="E8E8E8"/>
+          </w:tcPr>
+          <w:p>
+            <w:pPr>
+              <w:keepNext/>
+              <w:spacing w:line="240" w:lineRule="auto" w:after="0"/>
+              <w:ind w:firstLine="0"/>
+              <w:jc w:val="left"/>
+            </w:pPr>
+            <w:r>
+              <w:rPr>
+                <w:rFonts w:ascii="Times New Roman" w:hAnsi="Times New Roman" w:cs="Times New Roman" w:eastAsia="Times New Roman"/>
+                <w:b/>
+                <w:i w:val="0"/>
+                <w:color w:val="000000"/>
+                <w:sz w:val="24"/>
+              </w:rPr>
+              <w:t>Содержание изменения</w:t>
+            </w:r>
+          </w:p>
+        </w:tc>
+        <w:tc>
+          <w:tcPr>
+            <w:tcW w:type="dxa" w:w="850"/>
+            <w:shd w:val="clear" w:fill="E8E8E8"/>
+          </w:tcPr>
+          <w:p>
+            <w:pPr>
+              <w:keepNext/>
+              <w:spacing w:line="240" w:lineRule="auto" w:after="0"/>
+              <w:ind w:firstLine="0"/>
+              <w:jc w:val="left"/>
+            </w:pPr>
+            <w:r>
+              <w:rPr>
+                <w:rFonts w:ascii="Times New Roman" w:hAnsi="Times New Roman" w:cs="Times New Roman" w:eastAsia="Times New Roman"/>
+                <w:b/>
+                <w:i w:val="0"/>
+                <w:color w:val="000000"/>
+                <w:sz w:val="24"/>
+              </w:rPr>
+              <w:t>Внёс</w:t>
+            </w:r>
+          </w:p>
+        </w:tc>
+      </w:tr>
+      <w:tr>
+        <w:trPr>
+          <w:cantSplit w:val="true"/>
+          <w:trHeight w:val="680" w:hRule="atLeast"/>
+        </w:trPr>
+        <w:tc>
+          <w:tcPr>
+            <w:tcW w:type="dxa" w:w="1134"/>
+          </w:tcPr>
+          <w:p>
+            <w:pPr>
+              <w:keepNext/>
+              <w:spacing w:line="240" w:lineRule="auto" w:after="0"/>
+              <w:ind w:firstLine="0"/>
+              <w:jc w:val="left"/>
+            </w:pPr>
+          </w:p>
+        </w:tc>
+        <w:tc>
+          <w:tcPr>
+            <w:tcW w:type="dxa" w:w="1701"/>
+          </w:tcPr>
+          <w:p>
+            <w:pPr>
+              <w:keepNext/>
+              <w:spacing w:line="240" w:lineRule="auto" w:after="0"/>
+              <w:ind w:firstLine="0"/>
+              <w:jc w:val="left"/>
+            </w:pPr>
+          </w:p>
+        </w:tc>
+        <w:tc>
+          <w:tcPr>
+            <w:tcW w:type="dxa" w:w="5669"/>
+          </w:tcPr>
+          <w:p>
+            <w:pPr>
+              <w:keepNext/>
+              <w:spacing w:line="240" w:lineRule="auto" w:after="0"/>
+              <w:ind w:firstLine="0"/>
+              <w:jc w:val="left"/>
+            </w:pPr>
+          </w:p>
+        </w:tc>
+        <w:tc>
+          <w:tcPr>
+            <w:tcW w:type="dxa" w:w="850"/>
+          </w:tcPr>
+          <w:p>
+            <w:pPr>
+              <w:keepNext/>
+              <w:spacing w:line="240" w:lineRule="auto" w:after="0"/>
+              <w:ind w:firstLine="0"/>
+              <w:jc w:val="left"/>
+            </w:pPr>
+          </w:p>
+        </w:tc>
+      </w:tr>
+      <w:tr>
+        <w:trPr>
+          <w:cantSplit w:val="true"/>
+          <w:trHeight w:val="680" w:hRule="atLeast"/>
+        </w:trPr>
+        <w:tc>
+          <w:tcPr>
+            <w:tcW w:type="dxa" w:w="1134"/>
+          </w:tcPr>
+          <w:p>
+            <w:pPr>
+              <w:keepNext/>
+              <w:spacing w:line="240" w:lineRule="auto" w:after="0"/>
+              <w:ind w:firstLine="0"/>
+              <w:jc w:val="left"/>
+            </w:pPr>
+          </w:p>
+        </w:tc>
+        <w:tc>
+          <w:tcPr>
+            <w:tcW w:type="dxa" w:w="1701"/>
+          </w:tcPr>
+          <w:p>
+            <w:pPr>
+              <w:keepNext/>
+              <w:spacing w:line="240" w:lineRule="auto" w:after="0"/>
+              <w:ind w:firstLine="0"/>
+              <w:jc w:val="left"/>
+            </w:pPr>
+          </w:p>
+        </w:tc>
+        <w:tc>
+          <w:tcPr>
+            <w:tcW w:type="dxa" w:w="5669"/>
+          </w:tcPr>
+          <w:p>
+            <w:pPr>
+              <w:keepNext/>
+              <w:spacing w:line="240" w:lineRule="auto" w:after="0"/>
+              <w:ind w:firstLine="0"/>
+              <w:jc w:val="left"/>
+            </w:pPr>
+          </w:p>
+        </w:tc>
+        <w:tc>
+          <w:tcPr>
+            <w:tcW w:type="dxa" w:w="850"/>
+          </w:tcPr>
+          <w:p>
+            <w:pPr>
+              <w:keepNext/>
+              <w:spacing w:line="240" w:lineRule="auto" w:after="0"/>
+              <w:ind w:firstLine="0"/>
+              <w:jc w:val="left"/>
+            </w:pPr>
+          </w:p>
+        </w:tc>
+      </w:tr>
+      <w:tr>
+        <w:trPr>
+          <w:cantSplit w:val="true"/>
+          <w:trHeight w:val="680" w:hRule="atLeast"/>
+        </w:trPr>
+        <w:tc>
+          <w:tcPr>
+            <w:tcW w:type="dxa" w:w="1134"/>
+          </w:tcPr>
+          <w:p>
+            <w:pPr>
+              <w:keepNext/>
+              <w:spacing w:line="240" w:lineRule="auto" w:after="0"/>
+              <w:ind w:firstLine="0"/>
+              <w:jc w:val="left"/>
+            </w:pPr>
+          </w:p>
+        </w:tc>
+        <w:tc>
+          <w:tcPr>
+            <w:tcW w:type="dxa" w:w="1701"/>
+          </w:tcPr>
+          <w:p>
+            <w:pPr>
+              <w:keepNext/>
+              <w:spacing w:line="240" w:lineRule="auto" w:after="0"/>
+              <w:ind w:firstLine="0"/>
+              <w:jc w:val="left"/>
+            </w:pPr>
+          </w:p>
+        </w:tc>
+        <w:tc>
+          <w:tcPr>
+            <w:tcW w:type="dxa" w:w="5669"/>
+          </w:tcPr>
+          <w:p>
+            <w:pPr>
+              <w:keepNext/>
+              <w:spacing w:line="240" w:lineRule="auto" w:after="0"/>
+              <w:ind w:firstLine="0"/>
+              <w:jc w:val="left"/>
+            </w:pPr>
+          </w:p>
+        </w:tc>
+        <w:tc>
+          <w:tcPr>
+            <w:tcW w:type="dxa" w:w="850"/>
+          </w:tcPr>
+          <w:p>
+            <w:pPr>
+              <w:keepNext/>
+              <w:spacing w:line="240" w:lineRule="auto" w:after="0"/>
+              <w:ind w:firstLine="0"/>
+              <w:jc w:val="left"/>
+            </w:pPr>
+          </w:p>
+        </w:tc>
+      </w:tr>
+      <w:tr>
+        <w:trPr>
+          <w:cantSplit w:val="true"/>
+          <w:trHeight w:val="680" w:hRule="atLeast"/>
+        </w:trPr>
+        <w:tc>
+          <w:tcPr>
+            <w:tcW w:type="dxa" w:w="1134"/>
+          </w:tcPr>
+          <w:p>
+            <w:pPr>
+              <w:keepNext/>
+              <w:spacing w:line="240" w:lineRule="auto" w:after="0"/>
+              <w:ind w:firstLine="0"/>
+              <w:jc w:val="left"/>
+            </w:pPr>
+          </w:p>
+        </w:tc>
+        <w:tc>
+          <w:tcPr>
+            <w:tcW w:type="dxa" w:w="1701"/>
+          </w:tcPr>
+          <w:p>
+            <w:pPr>
+              <w:keepNext/>
+              <w:spacing w:line="240" w:lineRule="auto" w:after="0"/>
+              <w:ind w:firstLine="0"/>
+              <w:jc w:val="left"/>
+            </w:pPr>
+          </w:p>
+        </w:tc>
+        <w:tc>
+          <w:tcPr>
+            <w:tcW w:type="dxa" w:w="5669"/>
+          </w:tcPr>
+          <w:p>
+            <w:pPr>
+              <w:keepNext/>
+              <w:spacing w:line="240" w:lineRule="auto" w:after="0"/>
+              <w:ind w:firstLine="0"/>
+              <w:jc w:val="left"/>
+            </w:pPr>
+          </w:p>
+        </w:tc>
+        <w:tc>
+          <w:tcPr>
+            <w:tcW w:type="dxa" w:w="850"/>
+          </w:tcPr>
+          <w:p>
+            <w:pPr>
+              <w:keepNext/>
+              <w:spacing w:line="240" w:lineRule="auto" w:after="0"/>
+              <w:ind w:firstLine="0"/>
+              <w:jc w:val="left"/>
+            </w:pPr>
+          </w:p>
+        </w:tc>
+      </w:tr>
+      <w:tr>
+        <w:trPr>
+          <w:cantSplit w:val="true"/>
+          <w:trHeight w:val="680" w:hRule="atLeast"/>
+        </w:trPr>
+        <w:tc>
+          <w:tcPr>
+            <w:tcW w:type="dxa" w:w="1134"/>
+          </w:tcPr>
+          <w:p>
+            <w:pPr>
+              <w:keepNext/>
+              <w:spacing w:line="240" w:lineRule="auto" w:after="0"/>
+              <w:ind w:firstLine="0"/>
+              <w:jc w:val="left"/>
+            </w:pPr>
+          </w:p>
+        </w:tc>
+        <w:tc>
+          <w:tcPr>
+            <w:tcW w:type="dxa" w:w="1701"/>
+          </w:tcPr>
+          <w:p>
+            <w:pPr>
+              <w:keepNext/>
+              <w:spacing w:line="240" w:lineRule="auto" w:after="0"/>
+              <w:ind w:firstLine="0"/>
+              <w:jc w:val="left"/>
+            </w:pPr>
+          </w:p>
+        </w:tc>
+        <w:tc>
+          <w:tcPr>
+            <w:tcW w:type="dxa" w:w="5669"/>
+          </w:tcPr>
+          <w:p>
+            <w:pPr>
+              <w:keepNext/>
+              <w:spacing w:line="240" w:lineRule="auto" w:after="0"/>
+              <w:ind w:firstLine="0"/>
+              <w:jc w:val="left"/>
+            </w:pPr>
+          </w:p>
+        </w:tc>
+        <w:tc>
+          <w:tcPr>
+            <w:tcW w:type="dxa" w:w="850"/>
+          </w:tcPr>
+          <w:p>
+            <w:pPr>
+              <w:keepNext/>
+              <w:spacing w:line="240" w:lineRule="auto" w:after="0"/>
+              <w:ind w:firstLine="0"/>
+              <w:jc w:val="left"/>
+            </w:pPr>
+          </w:p>
+        </w:tc>
+      </w:tr>
+      <w:tr>
+        <w:trPr>
+          <w:cantSplit w:val="true"/>
+          <w:trHeight w:val="680" w:hRule="atLeast"/>
+        </w:trPr>
+        <w:tc>
+          <w:tcPr>
+            <w:tcW w:type="dxa" w:w="1134"/>
+          </w:tcPr>
+          <w:p>
+            <w:pPr>
+              <w:spacing w:line="240" w:lineRule="auto" w:after="0"/>
+              <w:ind w:firstLine="0"/>
+              <w:jc w:val="left"/>
+            </w:pPr>
+          </w:p>
+        </w:tc>
+        <w:tc>
+          <w:tcPr>
+            <w:tcW w:type="dxa" w:w="1701"/>
+          </w:tcPr>
+          <w:p>
+            <w:pPr>
+              <w:spacing w:line="240" w:lineRule="auto" w:after="0"/>
+              <w:ind w:firstLine="0"/>
+              <w:jc w:val="left"/>
+            </w:pPr>
+          </w:p>
+        </w:tc>
+        <w:tc>
+          <w:tcPr>
+            <w:tcW w:type="dxa" w:w="5669"/>
+          </w:tcPr>
+          <w:p>
+            <w:pPr>
+              <w:spacing w:line="240" w:lineRule="auto" w:after="0"/>
+              <w:ind w:firstLine="0"/>
+              <w:jc w:val="left"/>
+            </w:pPr>
+          </w:p>
+        </w:tc>
+        <w:tc>
+          <w:tcPr>
+            <w:tcW w:type="dxa" w:w="850"/>
+          </w:tcPr>
+          <w:p>
+            <w:pPr>
+              <w:spacing w:line="240" w:lineRule="auto" w:after="0"/>
+              <w:ind w:firstLine="0"/>
+              <w:jc w:val="left"/>
+            </w:pPr>
+          </w:p>
+        </w:tc>
+      </w:tr>
+    </w:tbl>
+    <w:p>
+      <w:pPr>
+        <w:spacing w:after="0" w:line="240" w:lineRule="auto"/>
+        <w:ind w:firstLine="0"/>
+      </w:pPr>
+      <w:r>
+        <w:rPr>
+          <w:rFonts w:ascii="Times New Roman" w:hAnsi="Times New Roman" w:cs="Times New Roman" w:eastAsia="Times New Roman"/>
+          <w:b w:val="0"/>
+          <w:i w:val="0"/>
+          <w:color w:val="000000"/>
+          <w:sz w:val="12"/>
+        </w:rPr>
       </w:r>
     </w:p>
     <w:sectPr>

--- a/Документация/Руководство согласующего/Руководство согласующего.docx
+++ b/Документация/Руководство согласующего/Руководство согласующего.docx
@@ -157,7 +157,7 @@
           <w:color w:val="000000"/>
           <w:sz w:val="26"/>
         </w:rPr>
-        <w:t>Версия документа: 1.8</w:t>
+        <w:t>Версия документа: 1.9</w:t>
       </w:r>
     </w:p>
     <w:p>
@@ -173,7 +173,7 @@
           <w:color w:val="000000"/>
           <w:sz w:val="26"/>
         </w:rPr>
-        <w:t>Дата: 14.10.2026</w:t>
+        <w:t>Дата: 21.10.2026</w:t>
       </w:r>
     </w:p>
     <w:p>
@@ -2271,7 +2271,7 @@
           <w:color w:val="000000"/>
           <w:sz w:val="28"/>
         </w:rPr>
-        <w:t xml:space="preserve">Система открывается по адресу, который выдаёт бюро пропусков. Учётную запись заводит администратор, он же сообщает логин и первоначальный пароль. При первом входе система показывает текст согласия на обработку персональных данных: прочитайте его, прокрутите до конца, отметьте согласие и нажмите </w:t>
+        <w:t xml:space="preserve">Система открывается по адресу, который выдаёт бюро пропусков. Учётную запись заводит администратор, он же сообщает логин и первоначальный пароль. Если в системе включён обязательный запрос согласия, при входе откроется его текст: прочитайте его, прокрутите до конца, отметьте согласие и нажмите </w:t>
       </w:r>
       <w:r>
         <w:rPr>
@@ -5658,27 +5658,7 @@
           <w:color w:val="000000"/>
           <w:sz w:val="28"/>
         </w:rPr>
-        <w:t xml:space="preserve">: в нём указано, на какую запись чёрного списка похож объект и по какой причине она заведена. Рядом с кнопкой бывает стрелка - под ней лежит </w:t>
-      </w:r>
-      <w:r>
-        <w:rPr>
-          <w:rFonts w:ascii="Times New Roman" w:hAnsi="Times New Roman" w:cs="Times New Roman" w:eastAsia="Times New Roman"/>
-          <w:b/>
-          <w:i w:val="0"/>
-          <w:color w:val="000000"/>
-          <w:sz w:val="28"/>
-        </w:rPr>
-        <w:t>«Убрать из заявки»</w:t>
-      </w:r>
-      <w:r>
-        <w:rPr>
-          <w:rFonts w:ascii="Times New Roman" w:hAnsi="Times New Roman" w:cs="Times New Roman" w:eastAsia="Times New Roman"/>
-          <w:b w:val="0"/>
-          <w:i w:val="0"/>
-          <w:color w:val="000000"/>
-          <w:sz w:val="28"/>
-        </w:rPr>
-        <w:t>, действие принимающего; если такого права у вас нет, стрелки не будет.</w:t>
+        <w:t>: в нём указано, на какую запись чёрного списка похож объект и по какой причине она заведена. Если строку нужно исключить из заявки, передайте замечание принимающему.</w:t>
       </w:r>
     </w:p>
     <w:p>
@@ -5951,7 +5931,7 @@
                 <w:color w:val="000000"/>
                 <w:sz w:val="26"/>
               </w:rPr>
-              <w:t>Подтвердить пропуск может не только согласующий, но и принимающий - кто первым дошёл до заявки. Отменить подтверждение тоже вправе оба. Если пропускать нельзя, а заявка нужна без этой строки, принимающий убирает строку из заявки; тогда пометка исчезает вместе с ней, и заявку можно согласовать. Порядок описан в руководстве принимающего.</w:t>
+              <w:t>Если пометку уже разобрало бюро пропусков, проверьте результат и актуальный состав заявки перед своим решением.</w:t>
             </w:r>
           </w:p>
         </w:tc>
@@ -6241,7 +6221,7 @@
           <w:color w:val="000000"/>
           <w:sz w:val="28"/>
         </w:rPr>
-        <w:t>Передать заявку дальше может любой, кому она видна по делу: заявитель, работник бюро, принявший её в работу, назначенные согласующие и тот, кому заявку открыли на просмотр.</w:t>
+        <w:t>Для пересылки необходимы доступ к заявке и разрешение на пересылку. Одного просмотра или назначения согласующим недостаточно: если кнопка отсутствует, передайте вопрос о получателе в бюро пропусков.</w:t>
       </w:r>
     </w:p>
     <w:p>
@@ -6305,7 +6285,7 @@
           <w:color w:val="000000"/>
           <w:sz w:val="28"/>
         </w:rPr>
-        <w:t>В истории «Переслал(-а)» раскрывает получателей и назначение: например, «назначен обязательным согласующим» либо «предоставлен доступ к просмотру», затем материалы и комментарий. Для старой записи без идентификаторов получателей система показывает «Сведения о получателях недоступны». Исходные данные не восстанавливаются по совпадению имён и не раскрываются в обход политики ПД.</w:t>
+        <w:t>В истории «Переслал(-а)» раскрывает получателей и назначение: например, «назначен обязательным согласующим» либо «предоставлен доступ к просмотру», затем материалы и комментарий. В старой записи вместо списка может стоять «Сведения о получателях недоступны». Не определяйте получателя по догадке; при необходимости уточните сведения в бюро пропусков.</w:t>
       </w:r>
     </w:p>
     <w:p>
@@ -7326,13 +7306,9 @@
       </w:r>
     </w:p>
     <w:p>
-      <w:r>
-        <w:br w:type="page"/>
-      </w:r>
-    </w:p>
-    <w:p>
       <w:pPr>
         <w:pStyle w:val="Heading1"/>
+        <w:pageBreakBefore/>
         <w:ind w:firstLine="0"/>
       </w:pPr>
       <w:r>
@@ -8240,30 +8216,94 @@
           </w:p>
         </w:tc>
       </w:tr>
+      <w:tr>
+        <w:trPr>
+          <w:cantSplit w:val="true"/>
+        </w:trPr>
+        <w:tc>
+          <w:tcPr>
+            <w:tcW w:type="dxa" w:w="1134"/>
+          </w:tcPr>
+          <w:p>
+            <w:pPr>
+              <w:spacing w:line="240" w:lineRule="auto" w:after="0"/>
+              <w:ind w:firstLine="0"/>
+              <w:jc w:val="left"/>
+            </w:pPr>
+            <w:r>
+              <w:rPr>
+                <w:rFonts w:ascii="Times New Roman" w:hAnsi="Times New Roman" w:cs="Times New Roman" w:eastAsia="Times New Roman"/>
+                <w:b w:val="0"/>
+                <w:i w:val="0"/>
+                <w:color w:val="000000"/>
+                <w:sz w:val="24"/>
+              </w:rPr>
+              <w:t>1.9</w:t>
+            </w:r>
+          </w:p>
+        </w:tc>
+        <w:tc>
+          <w:tcPr>
+            <w:tcW w:type="dxa" w:w="1701"/>
+          </w:tcPr>
+          <w:p>
+            <w:pPr>
+              <w:spacing w:line="240" w:lineRule="auto" w:after="0"/>
+              <w:ind w:firstLine="0"/>
+              <w:jc w:val="left"/>
+            </w:pPr>
+            <w:r>
+              <w:rPr>
+                <w:rFonts w:ascii="Times New Roman" w:hAnsi="Times New Roman" w:cs="Times New Roman" w:eastAsia="Times New Roman"/>
+                <w:b w:val="0"/>
+                <w:i w:val="0"/>
+                <w:color w:val="000000"/>
+                <w:sz w:val="24"/>
+              </w:rPr>
+              <w:t>21.10.2026</w:t>
+            </w:r>
+          </w:p>
+        </w:tc>
+        <w:tc>
+          <w:tcPr>
+            <w:tcW w:type="dxa" w:w="5669"/>
+          </w:tcPr>
+          <w:p>
+            <w:pPr>
+              <w:spacing w:line="240" w:lineRule="auto" w:after="0"/>
+              <w:ind w:firstLine="0"/>
+              <w:jc w:val="left"/>
+            </w:pPr>
+            <w:r>
+              <w:rPr>
+                <w:rFonts w:ascii="Times New Roman" w:hAnsi="Times New Roman" w:cs="Times New Roman" w:eastAsia="Times New Roman"/>
+                <w:b w:val="0"/>
+                <w:i w:val="0"/>
+                <w:color w:val="000000"/>
+                <w:sz w:val="24"/>
+              </w:rPr>
+              <w:t>Убраны действия принимающего; уточнены текущие ограничения согласования, пересылки, видимости и согласия на обработку данных.</w:t>
+            </w:r>
+          </w:p>
+        </w:tc>
+        <w:tc>
+          <w:tcPr>
+            <w:tcW w:type="dxa" w:w="850"/>
+          </w:tcPr>
+          <w:p>
+            <w:pPr>
+              <w:spacing w:line="240" w:lineRule="auto" w:after="0"/>
+              <w:ind w:firstLine="0"/>
+              <w:jc w:val="left"/>
+            </w:pPr>
+          </w:p>
+        </w:tc>
+      </w:tr>
     </w:tbl>
     <w:p>
       <w:pPr>
-        <w:spacing w:after="0" w:line="240" w:lineRule="auto"/>
-        <w:ind w:firstLine="0"/>
-      </w:pPr>
-      <w:r>
-        <w:rPr>
-          <w:rFonts w:ascii="Times New Roman" w:hAnsi="Times New Roman" w:cs="Times New Roman" w:eastAsia="Times New Roman"/>
-          <w:b w:val="0"/>
-          <w:i w:val="0"/>
-          <w:color w:val="000000"/>
-          <w:sz w:val="12"/>
-        </w:rPr>
-      </w:r>
-    </w:p>
-    <w:p>
-      <w:r>
-        <w:br w:type="page"/>
-      </w:r>
-    </w:p>
-    <w:p>
-      <w:pPr>
         <w:keepNext/>
+        <w:pageBreakBefore/>
         <w:spacing w:line="240" w:lineRule="auto" w:before="160" w:after="80"/>
         <w:ind w:firstLine="0"/>
         <w:jc w:val="left"/>

--- a/Документация/Руководство согласующего/Руководство согласующего.docx
+++ b/Документация/Руководство согласующего/Руководство согласующего.docx
@@ -157,7 +157,7 @@
           <w:color w:val="000000"/>
           <w:sz w:val="26"/>
         </w:rPr>
-        <w:t>Версия документа: 1.9</w:t>
+        <w:t>Версия документа: 1.10</w:t>
       </w:r>
     </w:p>
     <w:p>
@@ -173,7 +173,7 @@
           <w:color w:val="000000"/>
           <w:sz w:val="26"/>
         </w:rPr>
-        <w:t>Дата: 21.10.2026</w:t>
+        <w:t>Дата: 22.10.2026</w:t>
       </w:r>
     </w:p>
     <w:p>
@@ -951,7 +951,7 @@
           <w:color w:val="000000"/>
           <w:sz w:val="26"/>
         </w:rPr>
-        <w:t>8. Вопросы к заявке</w:t>
+        <w:t>8. Обсуждение заявки</w:t>
       </w:r>
       <w:r>
         <w:rPr>
@@ -1024,7 +1024,7 @@
           <w:sz w:val="26"/>
         </w:rPr>
         <w:tab/>
-        <w:t>15</w:t>
+        <w:t>16</w:t>
       </w:r>
     </w:p>
     <w:p>
@@ -3863,7 +3863,7 @@
           <w:color w:val="000000"/>
           <w:sz w:val="28"/>
         </w:rPr>
-        <w:t>«Вопросы»</w:t>
+        <w:t>«Обсуждение»</w:t>
       </w:r>
       <w:r>
         <w:rPr>
@@ -4102,7 +4102,7 @@
       <w:r>
         <w:drawing>
           <wp:inline xmlns:a="http://schemas.openxmlformats.org/drawingml/2006/main" xmlns:pic="http://schemas.openxmlformats.org/drawingml/2006/picture">
-            <wp:extent cx="5940000" cy="3883846"/>
+            <wp:extent cx="5940000" cy="3960000"/>
             <wp:docPr id="3" name="Picture 3"/>
             <wp:cNvGraphicFramePr>
               <a:graphicFrameLocks noChangeAspect="1"/>
@@ -4123,7 +4123,7 @@
                   <pic:spPr>
                     <a:xfrm>
                       <a:off x="0" y="0"/>
-                      <a:ext cx="5940000" cy="3883846"/>
+                      <a:ext cx="5940000" cy="3960000"/>
                     </a:xfrm>
                     <a:prstGeom prst="rect"/>
                   </pic:spPr>
@@ -4317,7 +4317,7 @@
           <w:color w:val="000000"/>
           <w:sz w:val="28"/>
         </w:rPr>
-        <w:t>«Вопросы к заявке»</w:t>
+        <w:t>«Обсуждение заявки»</w:t>
       </w:r>
       <w:r>
         <w:rPr>
@@ -4337,7 +4337,7 @@
           <w:color w:val="000000"/>
           <w:sz w:val="28"/>
         </w:rPr>
-        <w:t>«Задать вопрос»</w:t>
+        <w:t>«Начать обсуждение»</w:t>
       </w:r>
       <w:r>
         <w:rPr>
@@ -5166,7 +5166,7 @@
           <w:color w:val="000000"/>
           <w:sz w:val="32"/>
         </w:rPr>
-        <w:t>8. Вопросы к заявке</w:t>
+        <w:t>8. Обсуждение заявки</w:t>
       </w:r>
     </w:p>
     <w:p>
@@ -5191,7 +5191,7 @@
       <w:r>
         <w:drawing>
           <wp:inline xmlns:a="http://schemas.openxmlformats.org/drawingml/2006/main" xmlns:pic="http://schemas.openxmlformats.org/drawingml/2006/picture">
-            <wp:extent cx="4145280" cy="3291840"/>
+            <wp:extent cx="5940000" cy="4605379"/>
             <wp:docPr id="6" name="Picture 6"/>
             <wp:cNvGraphicFramePr>
               <a:graphicFrameLocks noChangeAspect="1"/>
@@ -5212,7 +5212,7 @@
                   <pic:spPr>
                     <a:xfrm>
                       <a:off x="0" y="0"/>
-                      <a:ext cx="4145280" cy="3291840"/>
+                      <a:ext cx="5940000" cy="4605379"/>
                     </a:xfrm>
                     <a:prstGeom prst="rect"/>
                   </pic:spPr>
@@ -5238,7 +5238,7 @@
           <w:color w:val="000000"/>
           <w:sz w:val="24"/>
         </w:rPr>
-        <w:t>Рисунок 8.1 — Окно «Задать вопрос»</w:t>
+        <w:t>Рисунок 8.1 — Окно «Начать обсуждение»</w:t>
       </w:r>
     </w:p>
     <w:p>
@@ -5260,7 +5260,7 @@
           <w:color w:val="000000"/>
           <w:sz w:val="28"/>
         </w:rPr>
-        <w:t>«Задать вопрос»</w:t>
+        <w:t>«Начать обсуждение»</w:t>
       </w:r>
       <w:r>
         <w:rPr>
@@ -5280,7 +5280,7 @@
           <w:color w:val="000000"/>
           <w:sz w:val="28"/>
         </w:rPr>
-        <w:t>«Вопросы к заявке»</w:t>
+        <w:t>«Обсуждение заявки»</w:t>
       </w:r>
       <w:r>
         <w:rPr>
@@ -5300,7 +5300,7 @@
           <w:color w:val="000000"/>
           <w:sz w:val="28"/>
         </w:rPr>
-        <w:t>«Тема вопроса»</w:t>
+        <w:t>«Тема обсуждения»</w:t>
       </w:r>
       <w:r>
         <w:rPr>
@@ -5320,7 +5320,7 @@
           <w:color w:val="000000"/>
           <w:sz w:val="28"/>
         </w:rPr>
-        <w:t>«Вопрос»</w:t>
+        <w:t>«Сообщение»</w:t>
       </w:r>
       <w:r>
         <w:rPr>
@@ -5362,7 +5362,7 @@
           <w:color w:val="000000"/>
           <w:sz w:val="28"/>
         </w:rPr>
-        <w:t xml:space="preserve">Ожидаемый результат: система сообщает «Вопрос отправлен», заявителю уходит уведомление, а в списке заявок у строки появляется метка </w:t>
+        <w:t xml:space="preserve">Ожидаемый результат: система сообщает «Обсуждение начато», заявителю уходит уведомление, а в списке заявок у строки появляется метка </w:t>
       </w:r>
       <w:r>
         <w:rPr>
@@ -5372,7 +5372,7 @@
           <w:color w:val="000000"/>
           <w:sz w:val="28"/>
         </w:rPr>
-        <w:t>«Вопросы»</w:t>
+        <w:t>«Обсуждение»</w:t>
       </w:r>
       <w:r>
         <w:rPr>
@@ -8283,6 +8283,240 @@
                 <w:sz w:val="24"/>
               </w:rPr>
               <w:t>Убраны действия принимающего; уточнены текущие ограничения согласования, пересылки, видимости и согласия на обработку данных.</w:t>
+            </w:r>
+          </w:p>
+        </w:tc>
+        <w:tc>
+          <w:tcPr>
+            <w:tcW w:type="dxa" w:w="850"/>
+          </w:tcPr>
+          <w:p>
+            <w:pPr>
+              <w:spacing w:line="240" w:lineRule="auto" w:after="0"/>
+              <w:ind w:firstLine="0"/>
+              <w:jc w:val="left"/>
+            </w:pPr>
+          </w:p>
+        </w:tc>
+      </w:tr>
+    </w:tbl>
+    <w:p>
+      <w:pPr>
+        <w:spacing w:after="0" w:line="240" w:lineRule="auto"/>
+        <w:ind w:firstLine="0"/>
+      </w:pPr>
+      <w:r>
+        <w:rPr>
+          <w:rFonts w:ascii="Times New Roman" w:hAnsi="Times New Roman" w:cs="Times New Roman" w:eastAsia="Times New Roman"/>
+          <w:b w:val="0"/>
+          <w:i w:val="0"/>
+          <w:color w:val="000000"/>
+          <w:sz w:val="12"/>
+        </w:rPr>
+      </w:r>
+    </w:p>
+    <w:p>
+      <w:pPr>
+        <w:keepNext/>
+        <w:spacing w:line="240" w:lineRule="auto" w:before="160" w:after="80"/>
+        <w:ind w:firstLine="0"/>
+        <w:jc w:val="left"/>
+      </w:pPr>
+      <w:r>
+        <w:rPr>
+          <w:rFonts w:ascii="Times New Roman" w:hAnsi="Times New Roman" w:cs="Times New Roman" w:eastAsia="Times New Roman"/>
+          <w:b w:val="0"/>
+          <w:i/>
+          <w:color w:val="000000"/>
+          <w:sz w:val="24"/>
+        </w:rPr>
+        <w:t>Продолжение таблицы И.1</w:t>
+      </w:r>
+    </w:p>
+    <w:tbl>
+      <w:tblPr>
+        <w:tblStyle w:val="TableGrid"/>
+        <w:tblW w:type="auto" w:w="0"/>
+        <w:jc w:val="center"/>
+        <w:tblLayout w:type="fixed"/>
+        <w:tblLook w:firstColumn="1" w:firstRow="1" w:lastColumn="0" w:lastRow="0" w:noHBand="0" w:noVBand="1" w:val="04A0"/>
+        <w:tblLayout w:type="fixed"/>
+      </w:tblPr>
+      <w:tblGrid>
+        <w:gridCol w:w="1134"/>
+        <w:gridCol w:w="1701"/>
+        <w:gridCol w:w="5670"/>
+        <w:gridCol w:w="850"/>
+      </w:tblGrid>
+      <w:tr>
+        <w:trPr>
+          <w:tblHeader w:val="true"/>
+          <w:cantSplit w:val="true"/>
+        </w:trPr>
+        <w:tc>
+          <w:tcPr>
+            <w:tcW w:type="dxa" w:w="1134"/>
+            <w:shd w:val="clear" w:fill="E8E8E8"/>
+          </w:tcPr>
+          <w:p>
+            <w:pPr>
+              <w:keepNext/>
+              <w:spacing w:line="240" w:lineRule="auto" w:after="0"/>
+              <w:ind w:firstLine="0"/>
+              <w:jc w:val="left"/>
+            </w:pPr>
+            <w:r>
+              <w:rPr>
+                <w:rFonts w:ascii="Times New Roman" w:hAnsi="Times New Roman" w:cs="Times New Roman" w:eastAsia="Times New Roman"/>
+                <w:b/>
+                <w:i w:val="0"/>
+                <w:color w:val="000000"/>
+                <w:sz w:val="24"/>
+              </w:rPr>
+              <w:t>Версия</w:t>
+            </w:r>
+          </w:p>
+        </w:tc>
+        <w:tc>
+          <w:tcPr>
+            <w:tcW w:type="dxa" w:w="1701"/>
+            <w:shd w:val="clear" w:fill="E8E8E8"/>
+          </w:tcPr>
+          <w:p>
+            <w:pPr>
+              <w:keepNext/>
+              <w:spacing w:line="240" w:lineRule="auto" w:after="0"/>
+              <w:ind w:firstLine="0"/>
+              <w:jc w:val="left"/>
+            </w:pPr>
+            <w:r>
+              <w:rPr>
+                <w:rFonts w:ascii="Times New Roman" w:hAnsi="Times New Roman" w:cs="Times New Roman" w:eastAsia="Times New Roman"/>
+                <w:b/>
+                <w:i w:val="0"/>
+                <w:color w:val="000000"/>
+                <w:sz w:val="24"/>
+              </w:rPr>
+              <w:t>Дата</w:t>
+            </w:r>
+          </w:p>
+        </w:tc>
+        <w:tc>
+          <w:tcPr>
+            <w:tcW w:type="dxa" w:w="5669"/>
+            <w:shd w:val="clear" w:fill="E8E8E8"/>
+          </w:tcPr>
+          <w:p>
+            <w:pPr>
+              <w:keepNext/>
+              <w:spacing w:line="240" w:lineRule="auto" w:after="0"/>
+              <w:ind w:firstLine="0"/>
+              <w:jc w:val="left"/>
+            </w:pPr>
+            <w:r>
+              <w:rPr>
+                <w:rFonts w:ascii="Times New Roman" w:hAnsi="Times New Roman" w:cs="Times New Roman" w:eastAsia="Times New Roman"/>
+                <w:b/>
+                <w:i w:val="0"/>
+                <w:color w:val="000000"/>
+                <w:sz w:val="24"/>
+              </w:rPr>
+              <w:t>Содержание изменения</w:t>
+            </w:r>
+          </w:p>
+        </w:tc>
+        <w:tc>
+          <w:tcPr>
+            <w:tcW w:type="dxa" w:w="850"/>
+            <w:shd w:val="clear" w:fill="E8E8E8"/>
+          </w:tcPr>
+          <w:p>
+            <w:pPr>
+              <w:keepNext/>
+              <w:spacing w:line="240" w:lineRule="auto" w:after="0"/>
+              <w:ind w:firstLine="0"/>
+              <w:jc w:val="left"/>
+            </w:pPr>
+            <w:r>
+              <w:rPr>
+                <w:rFonts w:ascii="Times New Roman" w:hAnsi="Times New Roman" w:cs="Times New Roman" w:eastAsia="Times New Roman"/>
+                <w:b/>
+                <w:i w:val="0"/>
+                <w:color w:val="000000"/>
+                <w:sz w:val="24"/>
+              </w:rPr>
+              <w:t>Внёс</w:t>
+            </w:r>
+          </w:p>
+        </w:tc>
+      </w:tr>
+      <w:tr>
+        <w:trPr>
+          <w:cantSplit w:val="true"/>
+        </w:trPr>
+        <w:tc>
+          <w:tcPr>
+            <w:tcW w:type="dxa" w:w="1134"/>
+          </w:tcPr>
+          <w:p>
+            <w:pPr>
+              <w:spacing w:line="240" w:lineRule="auto" w:after="0"/>
+              <w:ind w:firstLine="0"/>
+              <w:jc w:val="left"/>
+            </w:pPr>
+            <w:r>
+              <w:rPr>
+                <w:rFonts w:ascii="Times New Roman" w:hAnsi="Times New Roman" w:cs="Times New Roman" w:eastAsia="Times New Roman"/>
+                <w:b w:val="0"/>
+                <w:i w:val="0"/>
+                <w:color w:val="000000"/>
+                <w:sz w:val="24"/>
+              </w:rPr>
+              <w:t>1.10</w:t>
+            </w:r>
+          </w:p>
+        </w:tc>
+        <w:tc>
+          <w:tcPr>
+            <w:tcW w:type="dxa" w:w="1701"/>
+          </w:tcPr>
+          <w:p>
+            <w:pPr>
+              <w:spacing w:line="240" w:lineRule="auto" w:after="0"/>
+              <w:ind w:firstLine="0"/>
+              <w:jc w:val="left"/>
+            </w:pPr>
+            <w:r>
+              <w:rPr>
+                <w:rFonts w:ascii="Times New Roman" w:hAnsi="Times New Roman" w:cs="Times New Roman" w:eastAsia="Times New Roman"/>
+                <w:b w:val="0"/>
+                <w:i w:val="0"/>
+                <w:color w:val="000000"/>
+                <w:sz w:val="24"/>
+              </w:rPr>
+              <w:t>22.10.2026</w:t>
+            </w:r>
+          </w:p>
+        </w:tc>
+        <w:tc>
+          <w:tcPr>
+            <w:tcW w:type="dxa" w:w="5669"/>
+          </w:tcPr>
+          <w:p>
+            <w:pPr>
+              <w:spacing w:line="240" w:lineRule="auto" w:after="0"/>
+              <w:ind w:firstLine="0"/>
+              <w:jc w:val="left"/>
+            </w:pPr>
+            <w:r>
+              <w:rPr>
+                <w:rFonts w:ascii="Times New Roman" w:hAnsi="Times New Roman" w:cs="Times New Roman" w:eastAsia="Times New Roman"/>
+                <w:b w:val="0"/>
+                <w:i w:val="0"/>
+                <w:color w:val="000000"/>
+                <w:sz w:val="24"/>
+              </w:rPr>
+              <w:t>Названия блока обсуждения, полей, действий и уведомлений сверены с текущим интерфейсом; обновлён кадр начала обсуждения.</w:t>
             </w:r>
           </w:p>
         </w:tc>

--- a/Документация/Руководство согласующего/Руководство согласующего.docx
+++ b/Документация/Руководство согласующего/Руководство согласующего.docx
@@ -157,7 +157,7 @@
           <w:color w:val="000000"/>
           <w:sz w:val="26"/>
         </w:rPr>
-        <w:t>Версия документа: 1.10</w:t>
+        <w:t>Версия документа: 1.11</w:t>
       </w:r>
     </w:p>
     <w:p>
@@ -173,7 +173,7 @@
           <w:color w:val="000000"/>
           <w:sz w:val="26"/>
         </w:rPr>
-        <w:t>Дата: 22.10.2026</w:t>
+        <w:t>Дата: 30.10.2026</w:t>
       </w:r>
     </w:p>
     <w:p>
@@ -590,7 +590,7 @@
           <w:sz w:val="26"/>
         </w:rPr>
         <w:tab/>
-        <w:t>6</w:t>
+        <w:t>7</w:t>
       </w:r>
     </w:p>
     <w:p>
@@ -621,7 +621,7 @@
           <w:sz w:val="26"/>
         </w:rPr>
         <w:tab/>
-        <w:t>6</w:t>
+        <w:t>7</w:t>
       </w:r>
     </w:p>
     <w:p>
@@ -652,7 +652,7 @@
           <w:sz w:val="26"/>
         </w:rPr>
         <w:tab/>
-        <w:t>7</w:t>
+        <w:t>8</w:t>
       </w:r>
     </w:p>
     <w:p>
@@ -869,7 +869,7 @@
           <w:sz w:val="26"/>
         </w:rPr>
         <w:tab/>
-        <w:t>11</w:t>
+        <w:t>12</w:t>
       </w:r>
     </w:p>
     <w:p>
@@ -900,7 +900,7 @@
           <w:sz w:val="26"/>
         </w:rPr>
         <w:tab/>
-        <w:t>12</w:t>
+        <w:t>13</w:t>
       </w:r>
     </w:p>
     <w:p>
@@ -931,7 +931,7 @@
           <w:sz w:val="26"/>
         </w:rPr>
         <w:tab/>
-        <w:t>12</w:t>
+        <w:t>13</w:t>
       </w:r>
     </w:p>
     <w:p>
@@ -1055,7 +1055,7 @@
           <w:sz w:val="26"/>
         </w:rPr>
         <w:tab/>
-        <w:t>17</w:t>
+        <w:t>18</w:t>
       </w:r>
     </w:p>
     <w:p>
@@ -1086,7 +1086,7 @@
           <w:sz w:val="26"/>
         </w:rPr>
         <w:tab/>
-        <w:t>17</w:t>
+        <w:t>18</w:t>
       </w:r>
     </w:p>
     <w:p>
@@ -1117,7 +1117,7 @@
           <w:sz w:val="26"/>
         </w:rPr>
         <w:tab/>
-        <w:t>18</w:t>
+        <w:t>19</w:t>
       </w:r>
     </w:p>
     <w:p>
@@ -1148,7 +1148,7 @@
           <w:sz w:val="26"/>
         </w:rPr>
         <w:tab/>
-        <w:t>19</w:t>
+        <w:t>20</w:t>
       </w:r>
     </w:p>
     <w:p>
@@ -1179,7 +1179,7 @@
           <w:sz w:val="26"/>
         </w:rPr>
         <w:tab/>
-        <w:t>19</w:t>
+        <w:t>20</w:t>
       </w:r>
     </w:p>
     <w:p>
@@ -1210,7 +1210,7 @@
           <w:sz w:val="26"/>
         </w:rPr>
         <w:tab/>
-        <w:t>19</w:t>
+        <w:t>20</w:t>
       </w:r>
     </w:p>
     <w:p>
@@ -1241,7 +1241,7 @@
           <w:sz w:val="26"/>
         </w:rPr>
         <w:tab/>
-        <w:t>20</w:t>
+        <w:t>21</w:t>
       </w:r>
     </w:p>
     <w:p>
@@ -1272,7 +1272,7 @@
           <w:sz w:val="26"/>
         </w:rPr>
         <w:tab/>
-        <w:t>20</w:t>
+        <w:t>21</w:t>
       </w:r>
     </w:p>
     <w:p>
@@ -2327,6 +2327,138 @@
       </w:r>
     </w:p>
     <w:p>
+      <w:r>
+        <w:rPr>
+          <w:rFonts w:ascii="Times New Roman" w:hAnsi="Times New Roman" w:cs="Times New Roman" w:eastAsia="Times New Roman"/>
+          <w:b w:val="0"/>
+          <w:i w:val="0"/>
+          <w:color w:val="000000"/>
+          <w:sz w:val="28"/>
+        </w:rPr>
+        <w:t xml:space="preserve">Для знакомства с интерфейсом откройте </w:t>
+      </w:r>
+      <w:r>
+        <w:rPr>
+          <w:rFonts w:ascii="Times New Roman" w:hAnsi="Times New Roman" w:cs="Times New Roman" w:eastAsia="Times New Roman"/>
+          <w:b/>
+          <w:i w:val="0"/>
+          <w:color w:val="000000"/>
+          <w:sz w:val="28"/>
+        </w:rPr>
+        <w:t>«Обучение»</w:t>
+      </w:r>
+      <w:r>
+        <w:rPr>
+          <w:rFonts w:ascii="Times New Roman" w:hAnsi="Times New Roman" w:cs="Times New Roman" w:eastAsia="Times New Roman"/>
+          <w:b w:val="0"/>
+          <w:i w:val="0"/>
+          <w:color w:val="000000"/>
+          <w:sz w:val="28"/>
+        </w:rPr>
+        <w:t xml:space="preserve"> на странице </w:t>
+      </w:r>
+      <w:r>
+        <w:rPr>
+          <w:rFonts w:ascii="Times New Roman" w:hAnsi="Times New Roman" w:cs="Times New Roman" w:eastAsia="Times New Roman"/>
+          <w:b/>
+          <w:i w:val="0"/>
+          <w:color w:val="000000"/>
+          <w:sz w:val="28"/>
+        </w:rPr>
+        <w:t>«Обзор и новости»</w:t>
+      </w:r>
+      <w:r>
+        <w:rPr>
+          <w:rFonts w:ascii="Times New Roman" w:hAnsi="Times New Roman" w:cs="Times New Roman" w:eastAsia="Times New Roman"/>
+          <w:b w:val="0"/>
+          <w:i w:val="0"/>
+          <w:color w:val="000000"/>
+          <w:sz w:val="28"/>
+        </w:rPr>
+        <w:t xml:space="preserve"> и выберите доступный профильный тур. Можно </w:t>
+      </w:r>
+      <w:r>
+        <w:rPr>
+          <w:rFonts w:ascii="Times New Roman" w:hAnsi="Times New Roman" w:cs="Times New Roman" w:eastAsia="Times New Roman"/>
+          <w:b/>
+          <w:i w:val="0"/>
+          <w:color w:val="000000"/>
+          <w:sz w:val="28"/>
+        </w:rPr>
+        <w:t>«Пройти сначала»</w:t>
+      </w:r>
+      <w:r>
+        <w:rPr>
+          <w:rFonts w:ascii="Times New Roman" w:hAnsi="Times New Roman" w:cs="Times New Roman" w:eastAsia="Times New Roman"/>
+          <w:b w:val="0"/>
+          <w:i w:val="0"/>
+          <w:color w:val="000000"/>
+          <w:sz w:val="28"/>
+        </w:rPr>
+        <w:t xml:space="preserve">, </w:t>
+      </w:r>
+      <w:r>
+        <w:rPr>
+          <w:rFonts w:ascii="Times New Roman" w:hAnsi="Times New Roman" w:cs="Times New Roman" w:eastAsia="Times New Roman"/>
+          <w:b/>
+          <w:i w:val="0"/>
+          <w:color w:val="000000"/>
+          <w:sz w:val="28"/>
+        </w:rPr>
+        <w:t>«Продолжить обучение»</w:t>
+      </w:r>
+      <w:r>
+        <w:rPr>
+          <w:rFonts w:ascii="Times New Roman" w:hAnsi="Times New Roman" w:cs="Times New Roman" w:eastAsia="Times New Roman"/>
+          <w:b w:val="0"/>
+          <w:i w:val="0"/>
+          <w:color w:val="000000"/>
+          <w:sz w:val="28"/>
+        </w:rPr>
+        <w:t xml:space="preserve"> при сохранённой позиции или </w:t>
+      </w:r>
+      <w:r>
+        <w:rPr>
+          <w:rFonts w:ascii="Times New Roman" w:hAnsi="Times New Roman" w:cs="Times New Roman" w:eastAsia="Times New Roman"/>
+          <w:b/>
+          <w:i w:val="0"/>
+          <w:color w:val="000000"/>
+          <w:sz w:val="28"/>
+        </w:rPr>
+        <w:t>«Начать с раздела»</w:t>
+      </w:r>
+      <w:r>
+        <w:rPr>
+          <w:rFonts w:ascii="Times New Roman" w:hAnsi="Times New Roman" w:cs="Times New Roman" w:eastAsia="Times New Roman"/>
+          <w:b w:val="0"/>
+          <w:i w:val="0"/>
+          <w:color w:val="000000"/>
+          <w:sz w:val="28"/>
+        </w:rPr>
+        <w:t xml:space="preserve">; последний вариант не засчитывает весь тур. На сенсорном экране пользуйтесь кнопками подсказки. Если шаг не открылся, нажмите </w:t>
+      </w:r>
+      <w:r>
+        <w:rPr>
+          <w:rFonts w:ascii="Times New Roman" w:hAnsi="Times New Roman" w:cs="Times New Roman" w:eastAsia="Times New Roman"/>
+          <w:b/>
+          <w:i w:val="0"/>
+          <w:color w:val="000000"/>
+          <w:sz w:val="28"/>
+        </w:rPr>
+        <w:t>«Повторить»</w:t>
+      </w:r>
+      <w:r>
+        <w:rPr>
+          <w:rFonts w:ascii="Times New Roman" w:hAnsi="Times New Roman" w:cs="Times New Roman" w:eastAsia="Times New Roman"/>
+          <w:b w:val="0"/>
+          <w:i w:val="0"/>
+          <w:color w:val="000000"/>
+          <w:sz w:val="28"/>
+        </w:rPr>
+        <w:t xml:space="preserve"> либо закройте обучение с сохранением прогресса. Рабочее окно поверх обучения временно получает управление до своего закрытия.</w:t>
+      </w:r>
+    </w:p>
+    <w:p>
       <w:pPr>
         <w:pStyle w:val="Heading1"/>
         <w:ind w:firstLine="0"/>
@@ -3897,6 +4029,18 @@
       </w:r>
     </w:p>
     <w:p>
+      <w:r>
+        <w:rPr>
+          <w:rFonts w:ascii="Times New Roman" w:hAnsi="Times New Roman" w:cs="Times New Roman" w:eastAsia="Times New Roman"/>
+          <w:b w:val="0"/>
+          <w:i w:val="0"/>
+          <w:color w:val="000000"/>
+          <w:sz w:val="28"/>
+        </w:rPr>
+        <w:t>На планшете метки, включая ЧС, остаются в существующем блоке тегов строки; часть подписей может быть сокращена до значков. Отдельная колонка ЧС не добавляется.</w:t>
+      </w:r>
+    </w:p>
+    <w:p>
       <w:pPr>
         <w:keepNext/>
         <w:spacing w:before="120" w:after="40"/>
@@ -4541,7 +4685,79 @@
           <w:color w:val="000000"/>
           <w:sz w:val="28"/>
         </w:rPr>
-        <w:t xml:space="preserve"> сохраняет бланк заявки.</w:t>
+        <w:t xml:space="preserve"> сохраняет бланк заявки. Если ширины карточки недостаточно, доступные команды шапки собраны в меню </w:t>
+      </w:r>
+      <w:r>
+        <w:rPr>
+          <w:rFonts w:ascii="Times New Roman" w:hAnsi="Times New Roman" w:cs="Times New Roman" w:eastAsia="Times New Roman"/>
+          <w:b/>
+          <w:i w:val="0"/>
+          <w:color w:val="000000"/>
+          <w:sz w:val="28"/>
+        </w:rPr>
+        <w:t>«Действия»</w:t>
+      </w:r>
+      <w:r>
+        <w:rPr>
+          <w:rFonts w:ascii="Times New Roman" w:hAnsi="Times New Roman" w:cs="Times New Roman" w:eastAsia="Times New Roman"/>
+          <w:b w:val="0"/>
+          <w:i w:val="0"/>
+          <w:color w:val="000000"/>
+          <w:sz w:val="28"/>
+        </w:rPr>
+        <w:t xml:space="preserve">. На планшете кнопка скачивания в списке заявок может показываться одним значком с подсказкой </w:t>
+      </w:r>
+      <w:r>
+        <w:rPr>
+          <w:rFonts w:ascii="Times New Roman" w:hAnsi="Times New Roman" w:cs="Times New Roman" w:eastAsia="Times New Roman"/>
+          <w:b/>
+          <w:i w:val="0"/>
+          <w:color w:val="000000"/>
+          <w:sz w:val="28"/>
+        </w:rPr>
+        <w:t>«Скачать»</w:t>
+      </w:r>
+      <w:r>
+        <w:rPr>
+          <w:rFonts w:ascii="Times New Roman" w:hAnsi="Times New Roman" w:cs="Times New Roman" w:eastAsia="Times New Roman"/>
+          <w:b w:val="0"/>
+          <w:i w:val="0"/>
+          <w:color w:val="000000"/>
+          <w:sz w:val="28"/>
+        </w:rPr>
+        <w:t>.</w:t>
+      </w:r>
+    </w:p>
+    <w:p>
+      <w:r>
+        <w:rPr>
+          <w:rFonts w:ascii="Times New Roman" w:hAnsi="Times New Roman" w:cs="Times New Roman" w:eastAsia="Times New Roman"/>
+          <w:b w:val="0"/>
+          <w:i w:val="0"/>
+          <w:color w:val="000000"/>
+          <w:sz w:val="28"/>
+        </w:rPr>
+        <w:t xml:space="preserve">Пометка </w:t>
+      </w:r>
+      <w:r>
+        <w:rPr>
+          <w:rFonts w:ascii="Times New Roman" w:hAnsi="Times New Roman" w:cs="Times New Roman" w:eastAsia="Times New Roman"/>
+          <w:b/>
+          <w:i w:val="0"/>
+          <w:color w:val="000000"/>
+          <w:sz w:val="28"/>
+        </w:rPr>
+        <w:t>«Скачан»</w:t>
+      </w:r>
+      <w:r>
+        <w:rPr>
+          <w:rFonts w:ascii="Times New Roman" w:hAnsi="Times New Roman" w:cs="Times New Roman" w:eastAsia="Times New Roman"/>
+          <w:b w:val="0"/>
+          <w:i w:val="0"/>
+          <w:color w:val="000000"/>
+          <w:sz w:val="28"/>
+        </w:rPr>
+        <w:t xml:space="preserve"> у приложенного файла появляется после успешного скачивания на пять минут и исчезает после перезагрузки страницы; это не постоянная история.</w:t>
       </w:r>
     </w:p>
     <w:tbl>
@@ -6069,7 +6285,7 @@
           <w:color w:val="000000"/>
           <w:sz w:val="28"/>
         </w:rPr>
-        <w:t xml:space="preserve"> - таким, без чьего решения заявку не примут. Если переключатели оставить выключенными, работник получит заявку только для просмотра.</w:t>
+        <w:t xml:space="preserve"> - таким, без чьего решения заявку не примут. Если переключатели оставить выключенными, работник получит заявку только для просмотра. Пересылка добавляет получателей и не меняет принимающего заявки.</w:t>
       </w:r>
     </w:p>
     <w:p>
@@ -8517,6 +8733,89 @@
                 <w:sz w:val="24"/>
               </w:rPr>
               <w:t>Названия блока обсуждения, полей, действий и уведомлений сверены с текущим интерфейсом; обновлён кадр начала обсуждения.</w:t>
+            </w:r>
+          </w:p>
+        </w:tc>
+        <w:tc>
+          <w:tcPr>
+            <w:tcW w:type="dxa" w:w="850"/>
+          </w:tcPr>
+          <w:p>
+            <w:pPr>
+              <w:spacing w:line="240" w:lineRule="auto" w:after="0"/>
+              <w:ind w:firstLine="0"/>
+              <w:jc w:val="left"/>
+            </w:pPr>
+          </w:p>
+        </w:tc>
+      </w:tr>
+      <w:tr>
+        <w:trPr>
+          <w:cantSplit w:val="true"/>
+        </w:trPr>
+        <w:tc>
+          <w:tcPr>
+            <w:tcW w:type="dxa" w:w="1134"/>
+          </w:tcPr>
+          <w:p>
+            <w:pPr>
+              <w:spacing w:line="240" w:lineRule="auto" w:after="0"/>
+              <w:ind w:firstLine="0"/>
+              <w:jc w:val="left"/>
+            </w:pPr>
+            <w:r>
+              <w:rPr>
+                <w:rFonts w:ascii="Times New Roman" w:hAnsi="Times New Roman" w:cs="Times New Roman" w:eastAsia="Times New Roman"/>
+                <w:b w:val="0"/>
+                <w:i w:val="0"/>
+                <w:color w:val="000000"/>
+                <w:sz w:val="24"/>
+              </w:rPr>
+              <w:t>1.11</w:t>
+            </w:r>
+          </w:p>
+        </w:tc>
+        <w:tc>
+          <w:tcPr>
+            <w:tcW w:type="dxa" w:w="1701"/>
+          </w:tcPr>
+          <w:p>
+            <w:pPr>
+              <w:spacing w:line="240" w:lineRule="auto" w:after="0"/>
+              <w:ind w:firstLine="0"/>
+              <w:jc w:val="left"/>
+            </w:pPr>
+            <w:r>
+              <w:rPr>
+                <w:rFonts w:ascii="Times New Roman" w:hAnsi="Times New Roman" w:cs="Times New Roman" w:eastAsia="Times New Roman"/>
+                <w:b w:val="0"/>
+                <w:i w:val="0"/>
+                <w:color w:val="000000"/>
+                <w:sz w:val="24"/>
+              </w:rPr>
+              <w:t>30.10.2026</w:t>
+            </w:r>
+          </w:p>
+        </w:tc>
+        <w:tc>
+          <w:tcPr>
+            <w:tcW w:type="dxa" w:w="5669"/>
+          </w:tcPr>
+          <w:p>
+            <w:pPr>
+              <w:spacing w:line="240" w:lineRule="auto" w:after="0"/>
+              <w:ind w:firstLine="0"/>
+              <w:jc w:val="left"/>
+            </w:pPr>
+            <w:r>
+              <w:rPr>
+                <w:rFonts w:ascii="Times New Roman" w:hAnsi="Times New Roman" w:cs="Times New Roman" w:eastAsia="Times New Roman"/>
+                <w:b w:val="0"/>
+                <w:i w:val="0"/>
+                <w:color w:val="000000"/>
+                <w:sz w:val="24"/>
+              </w:rPr>
+              <w:t>Уточнены профильное обучение, компактные теги и действия согласующего, пересылка и скачивание.</w:t>
             </w:r>
           </w:p>
         </w:tc>
